--- a/rajasthan-nurse-50/Test_43_Full_Test_Ordered.docx
+++ b/rajasthan-nurse-50/Test_43_Full_Test_Ordered.docx
@@ -34,7 +34,7 @@
     </w:p>
     <w:p>
       <w:r>
-        <w:t>Solution: Obstetric haemorrhage and hypertensive emergencies cause most near-misses.</w:t>
+        <w:t>Solution: ✅ Correct Answer: A. Haemorrhage | 🧠 Clinical Rationale: Obstetric haemorrhage and hypertensive emergencies cause most near-misses. | ❌ Why Not Others? | B — Hypertension: Chronic hypertension causes most spontaneous intracerebral bleeds. | C — Sepsis: Endometritis progressing to sepsis needs antibiotics, source control, and organ support. | D — Diabetes: Epidemic-prone diseases are communicable (cholera, dengue, measles, JE); diabetes is an NCD. | ⚠️ Exam Trap: Read the exact question — the correct fact and its look-alike options are easy to interchange. | 💎 PNC Pearl: Haemorrhage → Obstetric and hypertensive emergencies cause most near-misses</w:t>
       </w:r>
     </w:p>
     <w:p>
@@ -79,7 +79,7 @@
     </w:p>
     <w:p>
       <w:r>
-        <w:t>Solution: Rinsing prevents oral thrush and dryness.</w:t>
+        <w:t>Solution: ✅ Correct Answer: A. Rinse the mouth after inhalation | 🧠 Clinical Rationale: Rinsing prevents oral thrush and dryness. | ❌ Why Not Others? | B — Skip the dose if well: not the appropriate nursing action here | C — Chew the inhaler: not the appropriate nursing action here | D — Use only at night: not the appropriate nursing action here | ⚠️ Exam Trap: Read the exact question — the correct fact and its look-alike options are easy to interchange. | 💎 PNC Pearl: Rinse the mouth after inhalation → Rinsing prevents oral thrush and dryness</w:t>
       </w:r>
     </w:p>
     <w:p>
@@ -124,7 +124,7 @@
     </w:p>
     <w:p>
       <w:r>
-        <w:t>Solution: BMI = kg/m2; 18.5-24.9 is normal.</w:t>
+        <w:t>Solution: ✅ Correct Answer: A. Weight (kg) divided by height (m) squared | 🧠 Clinical Rationale: BMI = kg/m2; 18.5-24.9 is normal. | ❌ Why Not Others? | B — Height divided by weight: not the appropriate nursing action here | C — Weight times height: not the appropriate nursing action here | D — Age plus weight: not the appropriate nursing action here | ⚠️ Exam Trap: Don’t confuse "Weight (kg) divided by height (m) squared" with "Height divided by weight" — they look alike and are easy to interchange. | 💎 PNC Pearl: Weight (kg) divided by height (m) squared → BMI = kg/m2; 18.5-24.9 is normal</w:t>
       </w:r>
     </w:p>
     <w:p>
@@ -169,7 +169,7 @@
     </w:p>
     <w:p>
       <w:r>
-        <w:t>Solution: Do not induce vomiting in kerosene ingestion - risk of aspiration.</w:t>
+        <w:t>Solution: ✅ Correct Answer: A. Kerosene stored in drink bottles | 🧠 Clinical Rationale: Do not induce vomiting in kerosene ingestion - risk of aspiration. | ❌ Why Not Others? | B — Pesticides always: not the appropriate nursing action here | C — Diet: INH depletes B6; supplement to prevent neuropathy. | D — Exercise: Calcium, vitamin D, and fall prevention maintain bone health. | ⚠️ Exam Trap: Read the exact question — the correct fact and its look-alike options are easy to interchange. | 💎 PNC Pearl: Kerosene stored in drink bottles → Do not induce vomiting in kerosene ingestion - risk of aspiration</w:t>
       </w:r>
     </w:p>
     <w:p>
@@ -214,7 +214,7 @@
     </w:p>
     <w:p>
       <w:r>
-        <w:t>Solution: NSAIDs worsen ulcers; black stools suggest bleeding.</w:t>
+        <w:t>Solution: ✅ Correct Answer: A. Avoid NSAIDs and report black stools | 🧠 Clinical Rationale: NSAIDs worsen ulcers; black stools suggest bleeding. | ❌ Why Not Others? | B — Take aspirin freely: not the appropriate nursing action here | C — Skip meals: not the appropriate nursing action here | D — Ignore pain: not the appropriate nursing action here | ⚠️ Exam Trap: Read the exact question — the correct fact and its look-alike options are easy to interchange. | 💎 PNC Pearl: Avoid NSAIDs and report black stools → NSAIDs worsen ulcers; black stools suggest bleeding</w:t>
       </w:r>
     </w:p>
     <w:p>
@@ -259,7 +259,7 @@
     </w:p>
     <w:p>
       <w:r>
-        <w:t>Solution: The epidemic curve reveals source type (point, propagated, mixed).</w:t>
+        <w:t>Solution: ✅ Correct Answer: A. Showing disease spread over time | 🧠 Clinical Rationale: The epidemic curve reveals source type (point, propagated, mixed). | ❌ Why Not Others? | B — Decoration: not the appropriate nursing action here | C — Diet: INH depletes B6; supplement to prevent neuropathy. | D — Climate: NMSA promotes sustainable agriculture. | ⚠️ Exam Trap: Read the exact question — the correct fact and its look-alike options are easy to interchange. | 💎 PNC Pearl: Showing disease spread over time → The epidemic curve reveals source type (point, propagated, mixed)</w:t>
       </w:r>
     </w:p>
     <w:p>
@@ -304,7 +304,7 @@
     </w:p>
     <w:p>
       <w:r>
-        <w:t>Solution: Acute glaucoma is an ophthalmic emergency.</w:t>
+        <w:t>Solution: ✅ Correct Answer: A. Severe eye pain, headache, and halos | 🧠 Clinical Rationale: Acute glaucoma is an ophthalmic emergency. | ❌ Why Not Others? | B — Mild itching: not the appropriate nursing action here | C — Clear vision: not the appropriate nursing action here | D — No pain: not the appropriate nursing action here | ⚠️ Exam Trap: Read the exact question — the correct fact and its look-alike options are easy to interchange. | 💎 PNC Pearl: Severe eye pain, headache, and halos → Acute glaucoma is an ophthalmic emergency</w:t>
       </w:r>
     </w:p>
     <w:p>
@@ -349,7 +349,7 @@
     </w:p>
     <w:p>
       <w:r>
-        <w:t>Solution: Supervision, safety equipment, and legislation prevent injuries.</w:t>
+        <w:t>Solution: ✅ Correct Answer: A. Road traffic injuries and drowning | 🧠 Clinical Rationale: Supervision, safety equipment, and legislation prevent injuries. | ❌ Why Not Others? | B — Diet: INH depletes B6; supplement to prevent neuropathy. | C — Exercise: Calcium, vitamin D, and fall prevention maintain bone health. | D — Vaccination: Absence of a scar does not mean no protection; check vaccination records. | ⚠️ Exam Trap: Read the exact question — the correct fact and its look-alike options are easy to interchange. | 💎 PNC Pearl: Road traffic injuries and drowning → Supervision, safety equipment, and legislation prevent injuries</w:t>
       </w:r>
     </w:p>
     <w:p>
@@ -394,7 +394,7 @@
     </w:p>
     <w:p>
       <w:r>
-        <w:t>Solution: CIs express precision of estimates.</w:t>
+        <w:t>Solution: ✅ Correct Answer: A. Confidence Interval | 🧠 Clinical Rationale: CIs express precision of estimates. | ❌ Why Not Others? | B — Clinical Index: not the appropriate nursing action here | C — Cumulative Incidence: not the appropriate nursing action here | D — Correlation Index: not the appropriate nursing action here | ⚠️ Exam Trap: Read the exact question — the correct fact and its look-alike options are easy to interchange. | 💎 PNC Pearl: Confidence Interval → CIs express precision of estimates</w:t>
       </w:r>
     </w:p>
     <w:p>
@@ -439,7 +439,7 @@
     </w:p>
     <w:p>
       <w:r>
-        <w:t>Solution: Flexed knees ease abdominal pain.</w:t>
+        <w:t>Solution: ✅ Correct Answer: A. With the knees flexed for comfort | 🧠 Clinical Rationale: Flexed knees ease abdominal pain. | ❌ Why Not Others? | B — Flat and still: not the appropriate nursing action here | C — Prone: IHIP provides case-based, real-time disease surveillance. | D — Standing: Accurate height uses bare feet and a stadiometer. | ⚠️ Exam Trap: Read the exact question — the correct fact and its look-alike options are easy to interchange. | 💎 PNC Pearl: With the knees flexed for comfort → Flexed knees ease abdominal pain</w:t>
       </w:r>
     </w:p>
     <w:p>
@@ -484,7 +484,7 @@
     </w:p>
     <w:p>
       <w:r>
-        <w:t>Solution: JE causes fever, seizures, and altered sensorium; JE vaccine and vector control prevent it.</w:t>
+        <w:t>Solution: ✅ Correct Answer: A. JE virus from Culex mosquitoes | 🧠 Clinical Rationale: JE causes fever, seizures, and altered sensorium; JE vaccine and vector control prevent it. | ❌ Why Not Others? | B — Diet: INH depletes B6; supplement to prevent neuropathy. | C — Exercise: Calcium, vitamin D, and fall prevention maintain bone health. | D — Vaccination: Absence of a scar does not mean no protection; check vaccination records. | ⚠️ Exam Trap: Read the exact question — the correct fact and its look-alike options are easy to interchange. | 💎 PNC Pearl: JE causes fever, seizures, and altered sensorium; JE vaccine and vector control prevent it.</w:t>
       </w:r>
     </w:p>
     <w:p>
@@ -529,7 +529,7 @@
     </w:p>
     <w:p>
       <w:r>
-        <w:t>Solution: Differentiate labour from abruption, praevia, and surgical causes.</w:t>
+        <w:t>Solution: ✅ Correct Answer: A. Contractions, ligament pain, or abruption | 🧠 Clinical Rationale: Differentiate labour from abruption, praevia, and surgical causes. | ❌ Why Not Others? | B — Appendicitis always: not the appropriate nursing action here | C — Diet: INH depletes B6; supplement to prevent neuropathy. | D — Exercise: Calcium, vitamin D, and fall prevention maintain bone health. | ⚠️ Exam Trap: Read the exact question — the correct fact and its look-alike options are easy to interchange. | 💎 PNC Pearl: Contractions, ligament pain, or abruption → Differentiate labour from abruption, praevia, and surgical causes</w:t>
       </w:r>
     </w:p>
     <w:p>
@@ -574,7 +574,7 @@
     </w:p>
     <w:p>
       <w:r>
-        <w:t>Solution: Blinding prevents expectations from influencing results.</w:t>
+        <w:t>Solution: ✅ Correct Answer: A. Bias | 🧠 Clinical Rationale: Blinding prevents expectations from influencing results. | ❌ Why Not Others? | B — Sample size: not the appropriate nursing action here | C — Cost: Free services and outreach improve access. | D — Follow-up time: not the appropriate nursing action here | ⚠️ Exam Trap: Read the exact question — the correct fact and its look-alike options are easy to interchange. | 💎 PNC Pearl: Bias → Blinding prevents expectations from influencing results</w:t>
       </w:r>
     </w:p>
     <w:p>
@@ -619,7 +619,7 @@
     </w:p>
     <w:p>
       <w:r>
-        <w:t>Solution: Patients have the right to know; exception only with justification.</w:t>
+        <w:t>Solution: ✅ Correct Answer: A. Withholding information paternalistically | 🧠 Clinical Rationale: Patients have the right to know; exception only with justification. | ❌ Why Not Others? | B — Patient request: not the appropriate nursing action here | C — Diet: INH depletes B6; supplement to prevent neuropathy. | D — Exercise: Calcium, vitamin D, and fall prevention maintain bone health. | ⚠️ Exam Trap: Read the exact question — the correct fact and its look-alike options are easy to interchange. | 💎 PNC Pearl: Withholding information paternalistically → Patients have the right to know; exception only with justification</w:t>
       </w:r>
     </w:p>
     <w:p>
@@ -664,7 +664,7 @@
     </w:p>
     <w:p>
       <w:r>
-        <w:t>Solution: Most abdominal pain is functional; red flags (bilious vomiting, guarding) need surgery review.</w:t>
+        <w:t>Solution: ✅ Correct Answer: A. Functional (constipation, colic) | 🧠 Clinical Rationale: Most abdominal pain is functional; red flags (bilious vomiting, guarding) need surgery review. | ❌ Why Not Others? | B — Surgical always: not the appropriate nursing action here | C — Diet always: not the appropriate nursing action here | D — Tumour: TLS, hypercalcaemia, and spinal cord compression are emergencies. | ⚠️ Exam Trap: Read the exact question — the correct fact and its look-alike options are easy to interchange. | 💎 PNC Pearl: Functional (constipation, colic) → Most abdominal pain is functional; red flags (bilious vomiting, guarding) need surgery review</w:t>
       </w:r>
     </w:p>
     <w:p>
@@ -709,7 +709,7 @@
     </w:p>
     <w:p>
       <w:r>
-        <w:t>Solution: VC = IRV + TV + ERV.</w:t>
+        <w:t>Solution: ✅ Correct Answer: A. Inspiratory reserve, tidal, and expiratory reserve volumes | 🧠 Clinical Rationale: VC = IRV + TV + ERV. | ❌ Why Not Others? | B — Tidal volume only: not the appropriate nursing action here | C — Residual volume only: not the appropriate nursing action here | D — Inspiratory reserve only: not the appropriate nursing action here | ⚠️ Exam Trap: Don’t confuse "Inspiratory reserve, tidal, and expiratory reserve volumes" with "Inspiratory reserve only" — they look alike and are easy to interchange. | 💎 PNC Pearl: Inspiratory reserve, tidal, and expiratory reserve volumes → VC = IRV + TV + ERV</w:t>
       </w:r>
     </w:p>
     <w:p>
@@ -754,7 +754,7 @@
     </w:p>
     <w:p>
       <w:r>
-        <w:t>Solution: Respiratory muscle involvement is life-threatening.</w:t>
+        <w:t>Solution: ✅ Correct Answer: A. Ascending weakness and respiratory failure | 🧠 Clinical Rationale: Respiratory muscle involvement is life-threatening. | ❌ Why Not Others? | B — Only appetite: not the appropriate nursing action here | C — Only sleep: not the appropriate nursing action here | D — Nothing: Never induce vomiting after hydrocarbon ingestion — aspiration pneumonia risk; obtain urgent care. | ⚠️ Exam Trap: Read the exact question — the correct fact and its look-alike options are easy to interchange. | 💎 PNC Pearl: Ascending weakness and respiratory failure → Respiratory muscle involvement is life-threatening</w:t>
       </w:r>
     </w:p>
     <w:p>
@@ -799,7 +799,7 @@
     </w:p>
     <w:p>
       <w:r>
-        <w:t>Solution: A and B antigens sit on red cell membranes.</w:t>
+        <w:t>Solution: ✅ Correct Answer: A. Red blood cell membrane | 🧠 Clinical Rationale: A and B antigens sit on red cell membranes. | ❌ Why Not Others? | B — White blood cells: not the appropriate nursing action here | C — Platelets: HIT is a thrombocytopenic, prothrombotic complication. | D — Plasma proteins: not the appropriate nursing action here | ⚠️ Exam Trap: Read the exact question — the correct fact and its look-alike options are easy to interchange. | 💎 PNC Pearl: Red blood cell membrane → A and B antigens sit on red cell membranes</w:t>
       </w:r>
     </w:p>
     <w:p>
@@ -844,7 +844,7 @@
     </w:p>
     <w:p>
       <w:r>
-        <w:t>Solution: Tenofovir can affect renal function and bone density.</w:t>
+        <w:t>Solution: ✅ Correct Answer: A. Kidney problems and bone pain | 🧠 Clinical Rationale: Tenofovir can affect renal function and bone density. | ❌ Why Not Others? | B — Weight gain: Low metabolism causes cold intolerance, weight gain, and bradycardia. | C — Constipation: Opioids slow GI motility; prophylactic stool softeners and fluids are routine. | D — Drowsiness: First-generation antihistamines sedate. | ⚠️ Exam Trap: Read the exact question — the correct fact and its look-alike options are easy to interchange. | 💎 PNC Pearl: Kidney problems and bone pain → Tenofovir can affect renal function and bone density</w:t>
       </w:r>
     </w:p>
     <w:p>
@@ -889,7 +889,7 @@
     </w:p>
     <w:p>
       <w:r>
-        <w:t>Solution: Complete description includes all three.</w:t>
+        <w:t>Solution: ✅ Correct Answer: A. Volume, colour, and consistency | 🧠 Clinical Rationale: Complete description includes all three. | ❌ Why Not Others? | B — Weight only: not the appropriate nursing action here | C — Smell only: not the appropriate nursing action here | D — Count only: not the appropriate nursing action here | ⚠️ Exam Trap: Read the exact question — the correct fact and its look-alike options are easy to interchange. | 💎 PNC Pearl: Volume, colour, and consistency → Complete description includes all three</w:t>
       </w:r>
     </w:p>
     <w:p>
@@ -934,7 +934,7 @@
     </w:p>
     <w:p>
       <w:r>
-        <w:t>Solution: Rabies is almost always fatal once symptomatic; PEP prevents it.</w:t>
+        <w:t>Solution: ✅ Correct Answer: A. Rabies lyssavirus from infected animal saliva | 🧠 Clinical Rationale: Rabies is almost always fatal once symptomatic; PEP prevents it. | ❌ Why Not Others? | B — Bacteria: Phages lyse bacteria and are used in phage therapy. | C — Fungi: not the appropriate nursing action here | D — Prions: Are the most resistant agents; they require special processing (134°C, NaOH). | ⚠️ Exam Trap: Read the exact question — the correct fact and its look-alike options are easy to interchange. | 💎 PNC Pearl: Rabies is almost always fatal once symptomatic; PEP prevents it.</w:t>
       </w:r>
     </w:p>
     <w:p>
@@ -979,7 +979,7 @@
     </w:p>
     <w:p>
       <w:r>
-        <w:t>Solution: Lens shape change focuses near and far objects.</w:t>
+        <w:t>Solution: ✅ Correct Answer: A. Accommodation | 🧠 Clinical Rationale: Lens shape change focuses near and far objects. | ❌ Why Not Others? | B — Refraction only: not the appropriate nursing action here | C — Convergence only: not the appropriate nursing action here | D — Pupillary miosis: not the appropriate nursing action here | ⚠️ Exam Trap: Read the exact question — the correct fact and its look-alike options are easy to interchange. | 💎 PNC Pearl: Accommodation → Lens shape change focuses near and far objects</w:t>
       </w:r>
     </w:p>
     <w:p>
@@ -1024,7 +1024,7 @@
     </w:p>
     <w:p>
       <w:r>
-        <w:t>Solution: Safety and observation guide seizure care.</w:t>
+        <w:t>Solution: ✅ Correct Answer: A. Time, airway, and safety | 🧠 Clinical Rationale: Safety and observation guide seizure care. | ❌ Why Not Others? | B — Only appetite: not the appropriate nursing action here | C — Only sleep: not the appropriate nursing action here | D — Nothing: Never induce vomiting after hydrocarbon ingestion — aspiration pneumonia risk; obtain urgent care. | ⚠️ Exam Trap: Read the exact question — the correct fact and its look-alike options are easy to interchange. | 💎 PNC Pearl: Time, airway, and safety → Safety and observation guide seizure care</w:t>
       </w:r>
     </w:p>
     <w:p>
@@ -1069,7 +1069,7 @@
     </w:p>
     <w:p>
       <w:r>
-        <w:t>Solution: Gown first, gloves last; remove gloves first when doffing.</w:t>
+        <w:t>Solution: ✅ Correct Answer: A. Gown, mask, goggles, gloves | 🧠 Clinical Rationale: Gown first, gloves last; remove gloves first when doffing. | ❌ Why Not Others? | B — Gloves, gown, mask, goggles: not the appropriate nursing action here | C — Mask, gloves, gown, goggles: not the appropriate nursing action here | D — Goggles, gloves, gown, mask: not the appropriate nursing action here | ⚠️ Exam Trap: Don’t confuse "Gown, mask, goggles, gloves" with "Gloves, gown, mask, goggles" — they look alike and are easy to interchange. | 💎 PNC Pearl: Gown, mask, goggles, gloves → Gown first, gloves last; remove gloves first when doffing</w:t>
       </w:r>
     </w:p>
     <w:p>
@@ -1114,7 +1114,7 @@
     </w:p>
     <w:p>
       <w:r>
-        <w:t>Solution: School screening and spectacle distribution restore sight.</w:t>
+        <w:t>Solution: ✅ Correct Answer: A. Refractive error and vitamin A deficiency | 🧠 Clinical Rationale: School screening and spectacle distribution restore sight. | ❌ Why Not Others? | B — Cataract always: not the appropriate nursing action here | C — Trauma always: not the appropriate nursing action here | D — Diet: INH depletes B6; supplement to prevent neuropathy. | ⚠️ Exam Trap: Read the exact question — the correct fact and its look-alike options are easy to interchange. | 💎 PNC Pearl: Refractive error and vitamin A deficiency → School screening and spectacle distribution restore sight</w:t>
       </w:r>
     </w:p>
     <w:p>
@@ -1159,7 +1159,7 @@
     </w:p>
     <w:p>
       <w:r>
-        <w:t>Solution: I/O charts assess hydration and renal function.</w:t>
+        <w:t>Solution: ✅ Correct Answer: A. Monitor fluid balance | 🧠 Clinical Rationale: I/O charts assess hydration and renal function. | ❌ Why Not Others? | B — Measure height: not the appropriate nursing action here | C — Count calories only: not the appropriate nursing action here | D — Time the pulse: not the appropriate nursing action here | ⚠️ Exam Trap: Read the exact question — the correct fact and its look-alike options are easy to interchange. | 💎 PNC Pearl: Monitor fluid balance → I/O charts assess hydration and renal function</w:t>
       </w:r>
     </w:p>
     <w:p>
@@ -1204,7 +1204,7 @@
     </w:p>
     <w:p>
       <w:r>
-        <w:t>Solution: PM2.5 drives asthma, COPD, and heart disease; clean energy helps.</w:t>
+        <w:t>Solution: ✅ Correct Answer: A. Respiratory and cardiovascular disease | 🧠 Clinical Rationale: PM2.5 drives asthma, COPD, and heart disease; clean energy helps. | ❌ Why Not Others? | B — Skin only: not the appropriate nursing action here | C — Diet: INH depletes B6; supplement to prevent neuropathy. | D — Climate: NMSA promotes sustainable agriculture. | ⚠️ Exam Trap: Read the exact question — the correct fact and its look-alike options are easy to interchange. | 💎 PNC Pearl: Respiratory and cardiovascular disease → PM2.5 drives asthma, COPD, and heart disease; clean energy helps</w:t>
       </w:r>
     </w:p>
     <w:p>
@@ -1249,7 +1249,7 @@
     </w:p>
     <w:p>
       <w:r>
-        <w:t>Solution: Full treatment prevents recurrence.</w:t>
+        <w:t>Solution: ✅ Correct Answer: A. Complete antibiotics and drink fluids | 🧠 Clinical Rationale: Full treatment prevents recurrence. | ❌ Why Not Others? | B — Stop antibiotics early: not the appropriate nursing action here | C — Skip fluids: not the appropriate nursing action here | D — Ignore fever: not the appropriate nursing action here | ⚠️ Exam Trap: Read the exact question — the correct fact and its look-alike options are easy to interchange. | 💎 PNC Pearl: Complete antibiotics and drink fluids → Full treatment prevents recurrence</w:t>
       </w:r>
     </w:p>
     <w:p>
@@ -1294,7 +1294,7 @@
     </w:p>
     <w:p>
       <w:r>
-        <w:t>Solution: Bruising signals bleeding risk.</w:t>
+        <w:t>Solution: ✅ Correct Answer: A. Anticoagulants or antiplatelets | 🧠 Clinical Rationale: Bruising signals bleeding risk. | ❌ Why Not Others? | B — Antacids: Chelate fluoroquinolones, reducing absorption. | C — Paracetamol: Hepatotoxicity is dose-dependent; NAC is the antidote. | D — Vitamins: Fortified salt, wheat, rice, and oil address hidden hunger. | ⚠️ Exam Trap: Read the exact question — the correct fact and its look-alike options are easy to interchange. | 💎 PNC Pearl: Anticoagulants or antiplatelets → Bruising signals bleeding risk</w:t>
       </w:r>
     </w:p>
     <w:p>
@@ -1339,7 +1339,7 @@
     </w:p>
     <w:p>
       <w:r>
-        <w:t>Solution: Narcolepsy causes sleep attacks and cataplexy; stimulants and sodium oxybate help.</w:t>
+        <w:t>Solution: ✅ Correct Answer: A. Loss of hypocretin neurons | 🧠 Clinical Rationale: Narcolepsy causes sleep attacks and cataplexy; stimulants and sodium oxybate help. | ❌ Why Not Others? | B — Laziness: not the appropriate nursing action here | C — Diet: INH depletes B6; supplement to prevent neuropathy. | D — Exercise: Calcium, vitamin D, and fall prevention maintain bone health. | ⚠️ Exam Trap: Read the exact question — the correct fact and its look-alike options are easy to interchange. | 💎 PNC Pearl: Loss of hypocretin neurons → Narcolepsy causes sleep attacks and cataplexy; stimulants and sodium oxybate help</w:t>
       </w:r>
     </w:p>
     <w:p>
@@ -1384,7 +1384,7 @@
     </w:p>
     <w:p>
       <w:r>
-        <w:t>Solution: The pharynx has three anatomical divisions.</w:t>
+        <w:t>Solution: ✅ Correct Answer: A. Nasopharynx, oropharynx, and laryngopharynx | 🧠 Clinical Rationale: The pharynx has three anatomical divisions. | ❌ Why Not Others? | B — Two parts only: not the appropriate nursing action here | C — Four equal parts: not the appropriate nursing action here | D — One tube: not the appropriate nursing action here | ⚠️ Exam Trap: Read the exact question — the correct fact and its look-alike options are easy to interchange. | 💎 PNC Pearl: Nasopharynx, oropharynx, and laryngopharynx → The pharynx has three anatomical divisions</w:t>
       </w:r>
     </w:p>
     <w:p>
@@ -1429,7 +1429,7 @@
     </w:p>
     <w:p>
       <w:r>
-        <w:t>Solution: Tepid sponging lowers temperature by evaporation without shivering.</w:t>
+        <w:t>Solution: ✅ Correct Answer: A. Reduce body temperature gradually | 🧠 Clinical Rationale: Tepid sponging lowers temperature by evaporation without shivering. | ❌ Why Not Others? | B — Cool the patient rapidly: not the appropriate nursing action here | C — Clean the skin: Bathing cleans, refreshes, and provides an opportunity for skin assessment. | D — Improve circulation: not the appropriate nursing action here | ⚠️ Exam Trap: Read the exact question — the correct fact and its look-alike options are easy to interchange. | 💎 PNC Pearl: Reduce body temperature gradually → Tepid sponging lowers temperature by evaporation without shivering</w:t>
       </w:r>
     </w:p>
     <w:p>
@@ -1474,7 +1474,7 @@
     </w:p>
     <w:p>
       <w:r>
-        <w:t>Solution: Alpha cells release glucagon to raise glucose.</w:t>
+        <w:t>Solution: ✅ Correct Answer: A. Glucagon | 🧠 Clinical Rationale: Alpha cells release glucagon to raise glucose. | ❌ Why Not Others? | B — Insulin: Beta cells secrete insulin; alpha cells glucagon. | C — Somatostatin: Octreotide/vasopressin reduce portal pressure; banding controls bleeding. | D — Amylase: Salivary amylase breaks down starch into maltose. | ⚠️ Exam Trap: Read the exact question — the correct fact and its look-alike options are easy to interchange. | 💎 PNC Pearl: Glucagon → Alpha cells release to raise glucose</w:t>
       </w:r>
     </w:p>
     <w:p>
@@ -1519,7 +1519,7 @@
     </w:p>
     <w:p>
       <w:r>
-        <w:t>Solution: ADH increases water reabsorption in collecting ducts.</w:t>
+        <w:t>Solution: ✅ Correct Answer: A. Promote water reabsorption | 🧠 Clinical Rationale: ADH increases water reabsorption in collecting ducts. | ❌ Why Not Others? | B — Promote sodium loss: not the appropriate nursing action here | C — Increase urine volume: not the appropriate nursing action here | D — Secrete renin: not the appropriate nursing action here | ⚠️ Exam Trap: Read the exact question — the correct fact and its look-alike options are easy to interchange. | 💎 PNC Pearl: Promote water reabsorption → ADH increases water reabsorption in collecting ducts</w:t>
       </w:r>
     </w:p>
     <w:p>
@@ -1564,7 +1564,7 @@
     </w:p>
     <w:p>
       <w:r>
-        <w:t>Solution: Alcohol crosses the placenta causing growth restriction, facial dysmorphism, and neurodevelopmental delay - abstain.</w:t>
+        <w:t>Solution: ✅ Correct Answer: A. Maternal alcohol consumption during pregnancy | 🧠 Clinical Rationale: Alcohol crosses the placenta causing growth restriction, facial dysmorphism, and neurodevelopmental delay - abstain. | ❌ Why Not Others? | B — Genetics: Diet and heredity drive LDL; statins and lifestyle lower it. | C — Infection: Loss of immunoglobulins predisposes to peritonitis and cellulitis; also watch thrombosis. | D — Diet: INH depletes B6; supplement to prevent neuropathy. | ⚠️ Exam Trap: Read the exact question — the correct fact and its look-alike options are easy to interchange. | 💎 PNC Pearl: Maternal alcohol consumption during pregnancy → Alcohol crosses the placenta causing growth restriction, facial dysmorphism, and neurodevelopmental delay - abstain</w:t>
       </w:r>
     </w:p>
     <w:p>
@@ -1609,7 +1609,7 @@
     </w:p>
     <w:p>
       <w:r>
-        <w:t>Solution: Assess medications and zinc in elderly taste loss.</w:t>
+        <w:t>Solution: ✅ Correct Answer: A. Medication and zinc deficiency | 🧠 Clinical Rationale: Assess medications and zinc in elderly taste loss. | ❌ Why Not Others? | B — Diet: INH depletes B6; supplement to prevent neuropathy. | C — Climate: NMSA promotes sustainable agriculture. | D — Genetics: Diet and heredity drive LDL; statins and lifestyle lower it. | ⚠️ Exam Trap: Read the exact question — the correct fact and its look-alike options are easy to interchange. | 💎 PNC Pearl: Medication and zinc deficiency → Assess medications and zinc in elderly taste loss</w:t>
       </w:r>
     </w:p>
     <w:p>
@@ -1654,7 +1654,7 @@
     </w:p>
     <w:p>
       <w:r>
-        <w:t>Solution: The adult bladder holds 300–500 ml comfortably; urge is felt at ~150–250 ml.</w:t>
+        <w:t>Solution: ✅ Correct Answer: A. 300–500 ml | 🧠 Clinical Rationale: The adult bladder holds 300–500 ml comfortably; urge is felt at ~150–250 ml. | ❌ Why Not Others? | B — 100 ml: Anuria is essentially no urine output. | C — 1 litre: Rapid weight gain reflects fluid retention; report early. | D — 50 ml: not the appropriate nursing action here | ⚠️ Exam Trap: Read the exact question — the correct fact and its look-alike options are easy to interchange. | 💎 PNC Pearl: 300–500 ml → The adult bladder holds comfortably; urge is felt at ~150–250 ml</w:t>
       </w:r>
     </w:p>
     <w:p>
@@ -1699,7 +1699,7 @@
     </w:p>
     <w:p>
       <w:r>
-        <w:t>Solution: IV benzodiazepines terminate status epilepticus.</w:t>
+        <w:t>Solution: ✅ Correct Answer: A. IV lorazepam (or diazepam) | 🧠 Clinical Rationale: IV benzodiazepines terminate status epilepticus. | ❌ Why Not Others? | B — Oral paracetamol: not the appropriate nursing action here | C — IV insulin: not the appropriate nursing action here | D — Oral metformin: not the appropriate nursing action here | ⚠️ Exam Trap: Read the exact question — the correct fact and its look-alike options are easy to interchange. | 💎 PNC Pearl: IV lorazepam (or diazepam) → IV benzodiazepines terminate status epilepticus</w:t>
       </w:r>
     </w:p>
     <w:p>
@@ -1744,7 +1744,7 @@
     </w:p>
     <w:p>
       <w:r>
-        <w:t>Solution: pH of 5 or less confirms gastric placement.</w:t>
+        <w:t>Solution: ✅ Correct Answer: A. Aspirating gastric contents and/or checking pH | 🧠 Clinical Rationale: pH of 5 or less confirms gastric placement. | ❌ Why Not Others? | B — Listening over the stomach while injecting air only: not the appropriate nursing action here | C — Measuring the tube length only: not the appropriate nursing action here | D — Observing the colour of secretions only: not the appropriate nursing action here | ⚠️ Exam Trap: Read the exact question — the correct fact and its look-alike options are easy to interchange. | 💎 PNC Pearl: Aspirating gastric contents and/or checking pH → pH of 5 or less confirms gastric placement</w:t>
       </w:r>
     </w:p>
     <w:p>
@@ -1789,7 +1789,7 @@
     </w:p>
     <w:p>
       <w:r>
-        <w:t>Solution: Sternum-apex placement is standard.</w:t>
+        <w:t>Solution: ✅ Correct Answer: A. Right upper sternum and the other at the apex | 🧠 Clinical Rationale: Sternum-apex placement is standard. | ❌ Why Not Others? | B — Both on the back: not the appropriate nursing action here | C — Both on the abdomen: not the appropriate nursing action here | D — Either paddle anywhere: not the appropriate nursing action here | ⚠️ Exam Trap: Read the exact question — the correct fact and its look-alike options are easy to interchange. | 💎 PNC Pearl: Right upper sternum and the other at the apex → Sternum-apex placement is standard</w:t>
       </w:r>
     </w:p>
     <w:p>
@@ -1834,7 +1834,7 @@
     </w:p>
     <w:p>
       <w:r>
-        <w:t>Solution: The corpus luteum maintains the endometrium with progesterone.</w:t>
+        <w:t>Solution: ✅ Correct Answer: A. Progesterone | 🧠 Clinical Rationale: The corpus luteum maintains the endometrium with progesterone. | ❌ Why Not Others? | B — Testosterone: not the appropriate nursing action here | C — FSH: not the appropriate nursing action here | D — ADH: Inserts aquaporins to reabsorb water. | ⚠️ Exam Trap: Read the exact question — the correct fact and its look-alike options are easy to interchange. | 💎 PNC Pearl: The corpus luteum maintains the endometrium with progesterone.</w:t>
       </w:r>
     </w:p>
     <w:p>
@@ -1879,7 +1879,7 @@
     </w:p>
     <w:p>
       <w:r>
-        <w:t>Solution: N. gonorrhoeae causes urethritis and cervicitis.</w:t>
+        <w:t>Solution: ✅ Correct Answer: A. Neisseria gonorrhoeae | 🧠 Clinical Rationale: N. gonorrhoeae causes urethritis and cervicitis. | ❌ Why Not Others? | B — Chlamydia: Birth-canal gonococcal/chlamydial infection causes neonatal conjunctivitis. | C — Treponema: T. pallidum causes primary chancre; penicillin cures it. | D — Haemophilus: Hib causes meningitis and pneumonia in children. | ⚠️ Exam Trap: Read the exact question — the correct fact and its look-alike options are easy to interchange. | 💎 PNC Pearl: Neisseria gonorrhoeae → N. gonorrhoeae causes urethritis and cervicitis</w:t>
       </w:r>
     </w:p>
     <w:p>
@@ -1924,7 +1924,7 @@
     </w:p>
     <w:p>
       <w:r>
-        <w:t>Solution: Instil hope based on evidence and effort.</w:t>
+        <w:t>Solution: ✅ Correct Answer: A. Realistic encouragement | 🧠 Clinical Rationale: Instil hope based on evidence and effort. | ❌ Why Not Others? | B — False promises: not the appropriate nursing action here | C — Diet: INH depletes B6; supplement to prevent neuropathy. | D — Exercise: Calcium, vitamin D, and fall prevention maintain bone health. | ⚠️ Exam Trap: Read the exact question — the correct fact and its look-alike options are easy to interchange. | 💎 PNC Pearl: Realistic encouragement → Instil hope based on evidence and effort</w:t>
       </w:r>
     </w:p>
     <w:p>
@@ -1969,7 +1969,7 @@
     </w:p>
     <w:p>
       <w:r>
-        <w:t>Solution: Heparin accelerates antithrombin III, inactivating thrombin and factor Xa; given parenterally.</w:t>
+        <w:t>Solution: ✅ Correct Answer: A. Activating antithrombin III to inactivate thrombin and factor Xa | 🧠 Clinical Rationale: Heparin accelerates antithrombin III, inactivating thrombin and factor Xa; given parenterally. | ❌ Why Not Others? | B — Inhibiting vitamin K: Warfarin blocks vitamin K epoxide reductase, reducing factors II, VII, IX, X. | C — Blocking platelet receptors: not the appropriate nursing action here | D — Lyseing clots: not the appropriate nursing action here | ⚠️ Exam Trap: Read the exact question — the correct fact and its look-alike options are easy to interchange. | 💎 PNC Pearl: Activating antithrombin III to inactivate thrombin and factor Xa → Heparin accelerates antithrombin III, inactivating thrombin and factor Xa; given parenterally</w:t>
       </w:r>
     </w:p>
     <w:p>
@@ -2014,7 +2014,7 @@
     </w:p>
     <w:p>
       <w:r>
-        <w:t>Solution: Orientation cues anchor the patient to reality.</w:t>
+        <w:t>Solution: ✅ Correct Answer: A. Providing clear orientation cues (date, place, person) | 🧠 Clinical Rationale: Orientation cues anchor the patient to reality. | ❌ Why Not Others? | B — Encouraging fantasy: not the appropriate nursing action here | C — Removing calendars: not the appropriate nursing action here | D — Keeping the patient in the dark: not the appropriate nursing action here | ⚠️ Exam Trap: Read the exact question — the correct fact and its look-alike options are easy to interchange. | 💎 PNC Pearl: Providing clear orientation cues (date, place, person) → Orientation cues anchor the patient to reality</w:t>
       </w:r>
     </w:p>
     <w:p>
@@ -2059,7 +2059,7 @@
     </w:p>
     <w:p>
       <w:r>
-        <w:t>Solution: Small meals and upright posture reduce reflux.</w:t>
+        <w:t>Solution: ✅ Correct Answer: A. Avoid large meals and lying down after eating | 🧠 Clinical Rationale: Small meals and upright posture reduce reflux. | ❌ Why Not Others? | B — Eat large meals late: not the appropriate nursing action here | C — Drink alcohol: not the appropriate nursing action here | D — Lie flat after meals: not the appropriate nursing action here | ⚠️ Exam Trap: Don’t confuse "Avoid large meals and lying down after eating" with "Eat large meals late" — they look alike and are easy to interchange. | 💎 PNC Pearl: Avoid large meals and lying down after eating → Small meals and upright posture reduce reflux</w:t>
       </w:r>
     </w:p>
     <w:p>
@@ -2104,7 +2104,7 @@
     </w:p>
     <w:p>
       <w:r>
-        <w:t>Solution: Elevation improves venous return.</w:t>
+        <w:t>Solution: ✅ Correct Answer: A. Elevate the legs | 🧠 Clinical Rationale: Elevation improves venous return. | ❌ Why Not Others? | B — Dangle the legs: not the appropriate nursing action here | C — Sit for long periods: not the appropriate nursing action here | D — Cross the legs: not the appropriate nursing action here | ⚠️ Exam Trap: Don’t confuse "Elevate the legs" with "Dangle the legs" — they look alike and are easy to interchange. | 💎 PNC Pearl: Elevate the legs → Elevation improves venous return</w:t>
       </w:r>
     </w:p>
     <w:p>
@@ -2149,7 +2149,7 @@
     </w:p>
     <w:p>
       <w:r>
-        <w:t>Solution: Investigate haematuria with urine culture and ultrasound.</w:t>
+        <w:t>Solution: ✅ Correct Answer: A. UTI, stones, or abruption | 🧠 Clinical Rationale: Investigate haematuria with urine culture and ultrasound. | ❌ Why Not Others? | B — Menstruation: Menopause is diagnosed after 12 months of amenorrhoea, typically around age 45-55. | C — Diet: INH depletes B6; supplement to prevent neuropathy. | D — Exercise: Calcium, vitamin D, and fall prevention maintain bone health. | ⚠️ Exam Trap: Read the exact question — the correct fact and its look-alike options are easy to interchange. | 💎 PNC Pearl: UTI, stones, or abruption → Investigate haematuria with urine culture and ultrasound</w:t>
       </w:r>
     </w:p>
     <w:p>
@@ -2194,7 +2194,7 @@
     </w:p>
     <w:p>
       <w:r>
-        <w:t>Solution: Mid-day meals and scholarships improve retention.</w:t>
+        <w:t>Solution: ✅ Correct Answer: A. Poverty, migration, and early marriage | 🧠 Clinical Rationale: Mid-day meals and scholarships improve retention. | ❌ Why Not Others? | B — Laziness: not the appropriate nursing action here | C — Climate: NMSA promotes sustainable agriculture. | D — Genetics: Diet and heredity drive LDL; statins and lifestyle lower it. | ⚠️ Exam Trap: Read the exact question — the correct fact and its look-alike options are easy to interchange. | 💎 PNC Pearl: Poverty, migration, and early marriage → Mid-day meals and scholarships improve retention</w:t>
       </w:r>
     </w:p>
     <w:p>
@@ -2239,7 +2239,7 @@
     </w:p>
     <w:p>
       <w:r>
-        <w:t>Solution: Choroid plexuses secrete CSF into the ventricles.</w:t>
+        <w:t>Solution: ✅ Correct Answer: A. Choroid plexus of the ventricles | 🧠 Clinical Rationale: Choroid plexuses secrete CSF into the ventricles. | ❌ Why Not Others? | B — Dura mater: Dura (tough) → arachnoid → pia (delicate) from outside in. | C — Neurons: Neurotransmitters cross the synaptic cleft. | D — Pia mater: not the appropriate nursing action here | ⚠️ Exam Trap: Read the exact question — the correct fact and its look-alike options are easy to interchange. | 💎 PNC Pearl: Choroid plexus of the ventricles → Choroid plexuses secrete CSF into the ventricles</w:t>
       </w:r>
     </w:p>
     <w:p>
@@ -2284,7 +2284,7 @@
     </w:p>
     <w:p>
       <w:r>
-        <w:t>Solution: First aid covers airway, breathing, circulation, and bleeding control.</w:t>
+        <w:t>Solution: ✅ Correct Answer: A. Immediate care to preserve life and prevent worsening | 🧠 Clinical Rationale: First aid covers airway, breathing, circulation, and bleeding control. | ❌ Why Not Others? | B — Treatment of all diseases: not the first aid | C — Diet: INH depletes B6; supplement to prevent neuropathy. — not the first aid | D — Climate: NMSA promotes sustainable agriculture. — not the first aid | ⚠️ Exam Trap: Read the exact question — the correct fact and its look-alike options are easy to interchange. | 💎 PNC Pearl: Immediate care to preserve life and prevent worsening = the first aid</w:t>
       </w:r>
     </w:p>
     <w:p>
@@ -2329,7 +2329,7 @@
     </w:p>
     <w:p>
       <w:r>
-        <w:t>Solution: Primary complex in the lung with hilar nodes is the commonest form.</w:t>
+        <w:t>Solution: ✅ Correct Answer: A. Primary pulmonary complex | 🧠 Clinical Rationale: Primary complex in the lung with hilar nodes is the commonest form. | ❌ Why Not Others? | B — Miliary always: not the appropriate nursing action here | C — Meningitis always: not the appropriate nursing action here | D — Bone TB: not the appropriate nursing action here | ⚠️ Exam Trap: Read the exact question — the correct fact and its look-alike options are easy to interchange. | 💎 PNC Pearl: Primary pulmonary complex → Primary complex in the lung with hilar nodes is the commonest form</w:t>
       </w:r>
     </w:p>
     <w:p>
@@ -2374,7 +2374,7 @@
     </w:p>
     <w:p>
       <w:r>
-        <w:t>Solution: Lochia rubra (1-4 days), serosa (4-10 days), alba (10 days-3 weeks); foul odour indicates infection.</w:t>
+        <w:t>Solution: ✅ Correct Answer: A. Changes from rubra to serosa to alba over about 3 weeks | 🧠 Clinical Rationale: Lochia rubra (1-4 days), serosa (4-10 days), alba (10 days-3 weeks); foul odour indicates infection. | ❌ Why Not Others? | B — Stays red for 6 weeks: not the appropriate nursing action here | C — Stops within 24 hours: not the appropriate nursing action here | D — Is always foul-smelling: not the appropriate nursing action here | ⚠️ Exam Trap: Read the exact question — the correct fact and its look-alike options are easy to interchange. | 💎 PNC Pearl: Changes from rubra to serosa to alba over about 3 weeks → Lochia rubra (1-4 days), serosa (4-10 days), alba (10 days-3 weeks); foul odour indicates infection</w:t>
       </w:r>
     </w:p>
     <w:p>
@@ -2419,7 +2419,7 @@
     </w:p>
     <w:p>
       <w:r>
-        <w:t>Solution: Palliative care maintains quality of life and dignity.</w:t>
+        <w:t>Solution: ✅ Correct Answer: A. Realistic goals and symptom control | 🧠 Clinical Rationale: Palliative care maintains quality of life and dignity. | ❌ Why Not Others? | B — Denial: Blocks awareness of painful facts. | C — Diet: INH depletes B6; supplement to prevent neuropathy. | D — Exercise: Calcium, vitamin D, and fall prevention maintain bone health. | ⚠️ Exam Trap: Read the exact question — the correct fact and its look-alike options are easy to interchange. | 💎 PNC Pearl: Realistic goals and symptom control → Palliative care maintains quality of life and dignity</w:t>
       </w:r>
     </w:p>
     <w:p>
@@ -2464,7 +2464,7 @@
     </w:p>
     <w:p>
       <w:r>
-        <w:t>Solution: Conjugation spreads resistance genes rapidly.</w:t>
+        <w:t>Solution: ✅ Correct Answer: A. Conjugation via plasmids | 🧠 Clinical Rationale: Conjugation spreads resistance genes rapidly. | ❌ Why Not Others? | B — Mutation only: not the appropriate nursing action here | C — Spore formation: not the appropriate nursing action here | D — Phagocytosis: Engulfs large particles into vesicles. | ⚠️ Exam Trap: Read the exact question — the correct fact and its look-alike options are easy to interchange. | 💎 PNC Pearl: Conjugation via plasmids → Conjugation spreads resistance genes rapidly</w:t>
       </w:r>
     </w:p>
     <w:p>
@@ -2509,7 +2509,7 @@
     </w:p>
     <w:p>
       <w:r>
-        <w:t>Solution: Downward-curved prongs deliver oxygen comfortably.</w:t>
+        <w:t>Solution: ✅ Correct Answer: A. Curved downward into the nostrils | 🧠 Clinical Rationale: Downward-curved prongs deliver oxygen comfortably. | ❌ Why Not Others? | B — Pointing upward: not the appropriate nursing action here | C — Resting on the cheek: not the appropriate nursing action here | D — Inserted deep into the throat: not the appropriate nursing action here | ⚠️ Exam Trap: Read the exact question — the correct fact and its look-alike options are easy to interchange. | 💎 PNC Pearl: Curved downward into the nostrils → Downward-curved prongs deliver oxygen comfortably</w:t>
       </w:r>
     </w:p>
     <w:p>
@@ -2554,7 +2554,7 @@
     </w:p>
     <w:p>
       <w:r>
-        <w:t>Solution: Pre-op complications include fat embolism and DVT.</w:t>
+        <w:t>Solution: ✅ Correct Answer: A. Neurovascular status and pain | 🧠 Clinical Rationale: Pre-op complications include fat embolism and DVT. | ❌ Why Not Others? | B — Only appetite: not the appropriate nursing action here | C — Only sleep: not the appropriate nursing action here | D — Nothing: Never induce vomiting after hydrocarbon ingestion — aspiration pneumonia risk; obtain urgent care. | ⚠️ Exam Trap: Read the exact question — the correct fact and its look-alike options are easy to interchange. | 💎 PNC Pearl: Neurovascular status and pain → Pre-op complications include fat embolism and DVT</w:t>
       </w:r>
     </w:p>
     <w:p>
@@ -2599,7 +2599,7 @@
     </w:p>
     <w:p>
       <w:r>
-        <w:t>Solution: Quick sugar corrects low glucose.</w:t>
+        <w:t>Solution: ✅ Correct Answer: A. Fast-acting carbohydrate | 🧠 Clinical Rationale: Quick sugar corrects low glucose. | ❌ Why Not Others? | B — Insulin: Beta cells secrete insulin; alpha cells glucagon. | C — A heavy meal later: not the appropriate nursing action here | D — Water: JJM (2019) provides functional tap connections to rural homes. | ⚠️ Exam Trap: Read the exact question — the correct fact and its look-alike options are easy to interchange. | 💎 PNC Pearl: Fast-acting carbohydrate → Quick sugar corrects low glucose</w:t>
       </w:r>
     </w:p>
     <w:p>
@@ -2644,7 +2644,7 @@
     </w:p>
     <w:p>
       <w:r>
-        <w:t>Solution: Early CPR and defibrillation double survival.</w:t>
+        <w:t>Solution: ✅ Correct Answer: A. Cardiac arrest from heart disease | 🧠 Clinical Rationale: Early CPR and defibrillation double survival. | ❌ Why Not Others? | B — Drowning always: not the appropriate nursing action here | C — Choking always: not the appropriate nursing action here | D — Diet: INH depletes B6; supplement to prevent neuropathy. | ⚠️ Exam Trap: Read the exact question — the correct fact and its look-alike options are easy to interchange. | 💎 PNC Pearl: Cardiac arrest from heart disease → Early CPR and defibrillation double survival</w:t>
       </w:r>
     </w:p>
     <w:p>
@@ -2689,7 +2689,7 @@
     </w:p>
     <w:p>
       <w:r>
-        <w:t>Solution: India's sex ratio is stated as females per 1000 males (about 1020 in recent NFHS).</w:t>
+        <w:t>Solution: ✅ Correct Answer: A. Number of females per 1000 males | 🧠 Clinical Rationale: India's sex ratio is stated as females per 1000 males (about 1020 in recent NFHS). | ❌ Why Not Others? | B — Number of males per 1000 females: not the appropriate nursing action here | C — Births per 1000 population: not the appropriate nursing action here | D — Deaths per 1000 population: not the appropriate nursing action here | ⚠️ Exam Trap: Don’t confuse "Number of females per 1000 males" with "Number of males per 1000 females" — they look alike and are easy to interchange. | 💎 PNC Pearl: Number of females per 1000 males → India's sex ratio is stated as females per 1000 males (about 1020 in recent NFHS)</w:t>
       </w:r>
     </w:p>
     <w:p>
@@ -2734,7 +2734,7 @@
     </w:p>
     <w:p>
       <w:r>
-        <w:t>Solution: CN II transmits visual information to the brain.</w:t>
+        <w:t>Solution: ✅ Correct Answer: A. Optic nerve | 🧠 Clinical Rationale: CN II transmits visual information to the brain. | ❌ Why Not Others? | B — Oculomotor nerve: CN III innervates most extraocular muscles. | C — Trigeminal: CN V has ophthalmic, maxillary, and mandibular divisions. | D — Facial: Burns, singed hair, soot, and hoarseness suggest inhalation injury — secure the airway early. | ⚠️ Exam Trap: Read the exact question — the correct fact and its look-alike options are easy to interchange. | 💎 PNC Pearl: Optic nerve → CN II transmits visual information to the brain</w:t>
       </w:r>
     </w:p>
     <w:p>
@@ -2779,7 +2779,7 @@
     </w:p>
     <w:p>
       <w:r>
-        <w:t>Solution: The uterus normally lies anteverted and anteflexed, a position maintained partly by round and uterosacral ligaments.</w:t>
+        <w:t>Solution: ✅ Correct Answer: A. Anteverted and anteflexed | 🧠 Clinical Rationale: The uterus normally lies anteverted and anteflexed, a position maintained partly by round and uterosacral ligaments. | ❌ Why Not Others? | B — Retroverted and retroflexed: not the appropriate nursing action here | C — Midline vertical: not the appropriate nursing action here | D — Tipped posteriorly always: not the appropriate nursing action here | ⚠️ Exam Trap: Read the exact question — the correct fact and its look-alike options are easy to interchange. | 💎 PNC Pearl: Anteverted and anteflexed → The uterus normally lies , a position maintained partly by round and uterosacral ligaments</w:t>
       </w:r>
     </w:p>
     <w:p>
@@ -2824,7 +2824,7 @@
     </w:p>
     <w:p>
       <w:r>
-        <w:t>Solution: Curriculum covers objectives, content, methods, and evaluation.</w:t>
+        <w:t>Solution: ✅ Correct Answer: A. The planned learning experiences for students | 🧠 Clinical Rationale: Curriculum covers objectives, content, methods, and evaluation. | ❌ Why Not Others? | B — The timetable: not the appropriate nursing action here | C — The exam paper: not the appropriate nursing action here | D — The hostel rules: not the appropriate nursing action here | ⚠️ Exam Trap: Read the exact question — the correct fact and its look-alike options are easy to interchange. | 💎 PNC Pearl: The planned learning experiences for students → Curriculum covers objectives, content, methods, and evaluation</w:t>
       </w:r>
     </w:p>
     <w:p>
@@ -2869,7 +2869,7 @@
     </w:p>
     <w:p>
       <w:r>
-        <w:t>Solution: Chewing aspirin speeds absorption and early benefit.</w:t>
+        <w:t>Solution: ✅ Correct Answer: A. Chewed immediately (per protocol) | 🧠 Clinical Rationale: Chewing aspirin speeds absorption and early benefit. | ❌ Why Not Others? | B — Swallowed whole later: not the appropriate nursing action here | C — With food only: not the appropriate nursing action here | D — Never: Crushing SR/ER tablets causes dose dumping. | ⚠️ Exam Trap: Read the exact question — the correct fact and its look-alike options are easy to interchange. | 💎 PNC Pearl: Chewed immediately (per protocol) → Chewing aspirin speeds absorption and early benefit</w:t>
       </w:r>
     </w:p>
     <w:p>
@@ -2914,7 +2914,7 @@
     </w:p>
     <w:p>
       <w:r>
-        <w:t>Solution: Small meals and avoiding trigger foods help reflux.</w:t>
+        <w:t>Solution: ✅ Correct Answer: A. Acid reflux with spicy, fatty foods | 🧠 Clinical Rationale: Small meals and avoiding trigger foods help reflux. | ❌ Why Not Others? | B — Fruits: The plate method simplifies portion control. | C — Water: JJM (2019) provides functional tap connections to rural homes. | D — Fibre: Identify triggers; fibre and low-FODMAP diets help. | ⚠️ Exam Trap: Read the exact question — the correct fact and its look-alike options are easy to interchange. | 💎 PNC Pearl: Acid reflux with spicy, fatty foods → Small meals and avoiding trigger foods help reflux</w:t>
       </w:r>
     </w:p>
     <w:p>
@@ -2959,7 +2959,7 @@
     </w:p>
     <w:p>
       <w:r>
-        <w:t>Solution: Hypotension may signal shock or bleeding.</w:t>
+        <w:t>Solution: ✅ Correct Answer: A. An emergency sign | 🧠 Clinical Rationale: Hypotension may signal shock or bleeding. | ❌ Why Not Others? | B — Normal: Grief differs from complicated grief; support and allow expression. | C — Good news: not the appropriate nursing action here | D — A diet issue: not the appropriate nursing action here | ⚠️ Exam Trap: In priority questions, choose the immediate life-saving nursing action before notification, investigation, or documentation. | 🩺 Clinical Thinking: Recognize → Stabilize → Reassess → Escalate | 💎 PNC Pearl: An emergency sign → Hypotension may signal shock or bleeding</w:t>
       </w:r>
     </w:p>
     <w:p>
@@ -3004,7 +3004,7 @@
     </w:p>
     <w:p>
       <w:r>
-        <w:t>Solution: Atropine reverses cholinergic bradycardia and secretions.</w:t>
+        <w:t>Solution: ✅ Correct Answer: A. Atropine | 🧠 Clinical Rationale: Atropine reverses cholinergic bradycardia and secretions. | ❌ Why Not Others? | B — Adrenaline: The cortex secretes glucocorticoids, mineralocorticoids, and androgens; adrenaline comes from the medulla. | C — Lidocaine: not the appropriate nursing action here | D — Digoxin: Count the apical pulse for 1 minute; hold digoxin if &lt;60 in adults. | ⚠️ Exam Trap: Read the exact question — the correct fact and its look-alike options are easy to interchange. | 💎 PNC Pearl: Atropine → reverses cholinergic bradycardia and secretions</w:t>
       </w:r>
     </w:p>
     <w:p>
@@ -3049,7 +3049,7 @@
     </w:p>
     <w:p>
       <w:r>
-        <w:t>Solution: PDCA (Deming cycle) drives continuous quality improvement.</w:t>
+        <w:t>Solution: ✅ Correct Answer: A. Plan, Do, Check, Act | 🧠 Clinical Rationale: PDCA (Deming cycle) drives continuous quality improvement. | ❌ Why Not Others? | B — Plan, Decide, Correct, Assess: not the appropriate nursing action here | C — Prepare, Delegate, Control, Audit: not the appropriate nursing action here | D — Plan, Do, Control, Act: not the appropriate nursing action here | ⚠️ Exam Trap: Don’t confuse "Plan, Do, Check, Act" with "Plan, Do, Control, Act" — they look alike and are easy to interchange. | 💎 PNC Pearl: Plan, Do, Check, Act → PDCA (Deming cycle) drives continuous quality improvement</w:t>
       </w:r>
     </w:p>
     <w:p>
@@ -3094,7 +3094,7 @@
     </w:p>
     <w:p>
       <w:r>
-        <w:t>Solution: Provide fluoride-safe drinking water.</w:t>
+        <w:t>Solution: ✅ Correct Answer: A. High fluoride groundwater | 🧠 Clinical Rationale: Provide fluoride-safe drinking water. | ❌ Why Not Others? | B — Deficiency: Beriberi causes polyneuropathy and heart failure; common with polished-rice diets. | C — Diet: INH depletes B6; supplement to prevent neuropathy. | D — Genetics: Diet and heredity drive LDL; statins and lifestyle lower it. | ⚠️ Exam Trap: Read the exact question — the correct fact and its look-alike options are easy to interchange. | 💎 PNC Pearl: High fluoride groundwater → Provide fluoride-safe drinking water</w:t>
       </w:r>
     </w:p>
     <w:p>
@@ -3139,7 +3139,7 @@
     </w:p>
     <w:p>
       <w:r>
-        <w:t>Solution: The frontal bone forms the forehead and roof of the orbits.</w:t>
+        <w:t>Solution: ✅ Correct Answer: A. Frontal bone | 🧠 Clinical Rationale: The frontal bone forms the forehead and roof of the orbits. | ❌ Why Not Others? | B — Parietal bone: not the appropriate nursing action here | C — Temporal bone: not the appropriate nursing action here | D — Occipital bone: not the appropriate nursing action here | ⚠️ Exam Trap: Read the exact question — the correct fact and its look-alike options are easy to interchange. | 💎 PNC Pearl: Frontal bone → forms the forehead and roof of the orbits</w:t>
       </w:r>
     </w:p>
     <w:p>
@@ -3184,7 +3184,7 @@
     </w:p>
     <w:p>
       <w:r>
-        <w:t>Solution: Chronic placental insufficiency reduces foetal urine and fluid; monitor growth and Doppler.</w:t>
+        <w:t>Solution: ✅ Correct Answer: A. Placental insufficiency and IUGR | 🧠 Clinical Rationale: Chronic placental insufficiency reduces foetal urine and fluid; monitor growth and Doppler. | ❌ Why Not Others? | B — Diabetes: Epidemic-prone diseases are communicable (cholera, dengue, measles, JE); diabetes is an NCD. | C — Twins always: not the appropriate nursing action here | D — Excess fluids: not the appropriate nursing action here | ⚠️ Exam Trap: Read the exact question — the correct fact and its look-alike options are easy to interchange. | 💎 PNC Pearl: Placental insufficiency and IUGR → Chronic placental insufficiency reduces foetal urine and fluid; monitor growth and Doppler</w:t>
       </w:r>
     </w:p>
     <w:p>
@@ -3229,7 +3229,7 @@
     </w:p>
     <w:p>
       <w:r>
-        <w:t>Solution: Hydrostatic/air enema reduces most early intussusceptions; surgery is for failure or peritonitis.</w:t>
+        <w:t>Solution: ✅ Correct Answer: A. Air or barium enema reduction | 🧠 Clinical Rationale: Hydrostatic/air enema reduces most early intussusceptions; surgery is for failure or peritonitis. | ❌ Why Not Others? | B — Immediate surgery always: not the appropriate nursing action here | C — Antibiotics: Compliance matters; missed pills and enzyme-inducing drugs reduce OC efficacy. Condoms prevent STIs. | D — Observation: Continuous observation and a safe environment (no sharp objects, belts, medications) are essential. | ⚠️ Exam Trap: Read the exact question — the correct fact and its look-alike options are easy to interchange. | 💎 PNC Pearl: Air or barium enema reduction → Hydrostatic/air enema reduces most early intussusceptions; surgery is for failure or peritonitis</w:t>
       </w:r>
     </w:p>
     <w:p>
@@ -3274,7 +3274,7 @@
     </w:p>
     <w:p>
       <w:r>
-        <w:t>Solution: Intrinsic activation begins on damaged vessel surfaces.</w:t>
+        <w:t>Solution: ✅ Correct Answer: A. Contact with exposed collagen | 🧠 Clinical Rationale: Intrinsic activation begins on damaged vessel surfaces. | ❌ Why Not Others? | B — Tissue factor: not the appropriate nursing action here | C — Thrombin only: not the appropriate nursing action here | D — Platelets only: not the appropriate nursing action here | ⚠️ Exam Trap: Read the exact question — the correct fact and its look-alike options are easy to interchange. | 💎 PNC Pearl: Contact with exposed collagen → Intrinsic activation begins on damaged vessel surfaces</w:t>
       </w:r>
     </w:p>
     <w:p>
@@ -3319,7 +3319,7 @@
     </w:p>
     <w:p>
       <w:r>
-        <w:t>Solution: STEMI shows ST elevation in affected leads.</w:t>
+        <w:t>Solution: ✅ Correct Answer: A. ST-segment elevation | 🧠 Clinical Rationale: STEMI shows ST elevation in affected leads. | ❌ Why Not Others? | B — ST depression only: not the appropriate nursing action here | C — Inverted T only: not the appropriate nursing action here | D — No change: not the appropriate nursing action here | ⚠️ Exam Trap: Read the exact question — the correct fact and its look-alike options are easy to interchange. | 💎 PNC Pearl: ST-segment elevation → STEMI shows ST elevation in affected leads</w:t>
       </w:r>
     </w:p>
     <w:p>
@@ -3364,7 +3364,7 @@
     </w:p>
     <w:p>
       <w:r>
-        <w:t>Solution: Preparedness reduces disaster morbidity and mortality.</w:t>
+        <w:t>Solution: ✅ Correct Answer: A. Plans, drills, and stockpiles before events | 🧠 Clinical Rationale: Preparedness reduces disaster morbidity and mortality. | ❌ Why Not Others? | B — Reaction: Fever and chills are the most common reactions; stop and report. | C — Diet: INH depletes B6; supplement to prevent neuropathy. | D — Climate: NMSA promotes sustainable agriculture. | ⚠️ Exam Trap: Read the exact question — the correct fact and its look-alike options are easy to interchange. | 💎 PNC Pearl: Plans, drills, and stockpiles before events → Preparedness reduces disaster morbidity and mortality</w:t>
       </w:r>
     </w:p>
     <w:p>
@@ -3409,7 +3409,7 @@
     </w:p>
     <w:p>
       <w:r>
-        <w:t>Solution: Voice rest and speech therapy treat nodules.</w:t>
+        <w:t>Solution: ✅ Correct Answer: A. Vocal cord nodules from shouting | 🧠 Clinical Rationale: Voice rest and speech therapy treat nodules. | ❌ Why Not Others? | B — Tumour always: not the appropriate nursing action here | C — Diet: INH depletes B6; supplement to prevent neuropathy. | D — Exercise: Calcium, vitamin D, and fall prevention maintain bone health. | ⚠️ Exam Trap: Read the exact question — the correct fact and its look-alike options are easy to interchange. | 💎 PNC Pearl: Vocal cord nodules from shouting → Voice rest and speech therapy treat nodules</w:t>
       </w:r>
     </w:p>
     <w:p>
@@ -3454,7 +3454,7 @@
     </w:p>
     <w:p>
       <w:r>
-        <w:t>Solution: Coordination of care and staff is the core daily duty.</w:t>
+        <w:t>Solution: ✅ Correct Answer: A. Patient care coordination and staff supervision | 🧠 Clinical Rationale: Coordination of care and staff is the core daily duty. | ❌ Why Not Others? | B — Filing reports: not the correct first action | C — Cleaning: Washing/cleaning and checking are the most common compulsions. — not the correct first action | D — Ordering food: not the correct first action | ⚠️ Exam Trap: Read the exact question — the correct fact and its look-alike options are easy to interchange. | 💎 PNC Pearl: Patient care coordination and staff supervision → Coordination of care and staff is the core daily duty</w:t>
       </w:r>
     </w:p>
     <w:p>
@@ -3499,7 +3499,7 @@
     </w:p>
     <w:p>
       <w:r>
-        <w:t>Solution: Odds ratio approximates relative risk when disease is rare.</w:t>
+        <w:t>Solution: ✅ Correct Answer: A. Odds ratio | 🧠 Clinical Rationale: Odds ratio approximates relative risk when disease is rare. | ❌ Why Not Others? | B — Relative risk: RR compares risk between exposed and unexposed groups. | C — Attributable risk: not the appropriate nursing action here | D — Incidence rate: not the appropriate nursing action here | ⚠️ Exam Trap: Read the exact question — the correct fact and its look-alike options are easy to interchange. | 💎 PNC Pearl: Odds ratio → approximates relative risk when disease is rare</w:t>
       </w:r>
     </w:p>
     <w:p>
@@ -3544,7 +3544,7 @@
     </w:p>
     <w:p>
       <w:r>
-        <w:t>Solution: Low serum albumin drops oncotic pressure, causing oedema.</w:t>
+        <w:t>Solution: ✅ Correct Answer: A. Hypoalbuminaemia | 🧠 Clinical Rationale: Low serum albumin drops oncotic pressure, causing oedema. | ❌ Why Not Others? | B — Sodium excess: not the appropriate nursing action here | C — Kidney disease: NSAIDs worsen ulcers and renal impairment. | D — Heart failure: Left heart failure is the usual cause of right heart failure; symptoms include peripheral oedema and JVD. | ⚠️ Exam Trap: Read the exact question — the correct fact and its look-alike options are easy to interchange. | 💎 PNC Pearl: Hypoalbuminaemia → Low serum albumin drops oncotic pressure, causing oedema</w:t>
       </w:r>
     </w:p>
     <w:p>
@@ -3589,7 +3589,7 @@
     </w:p>
     <w:p>
       <w:r>
-        <w:t>Solution: Degenerative atherosclerosis underlies most aneurysms.</w:t>
+        <w:t>Solution: ✅ Correct Answer: A. Atherosclerosis | 🧠 Clinical Rationale: Degenerative atherosclerosis underlies most aneurysms. | ❌ Why Not Others? | B — Trauma only: not the appropriate nursing action here | C — Infection only: not the appropriate nursing action here | D — Cataract: Is the leading cause; NPB free surgery restores sight. | ⚠️ Exam Trap: Read the exact question — the correct fact and its look-alike options are easy to interchange. | 💎 PNC Pearl: Atherosclerosis → Degenerative underlies most aneurysms</w:t>
       </w:r>
     </w:p>
     <w:p>
@@ -3634,7 +3634,7 @@
     </w:p>
     <w:p>
       <w:r>
-        <w:t>Solution: Complete handovers prevent gaps in care.</w:t>
+        <w:t>Solution: ✅ Correct Answer: A. The patient's status, treatments, and pending tasks | 🧠 Clinical Rationale: Complete handovers prevent gaps in care. | ❌ Why Not Others? | B — Only the names: not the appropriate nursing action here | C — Only the room numbers: not the appropriate nursing action here | D — Nothing: Never induce vomiting after hydrocarbon ingestion — aspiration pneumonia risk; obtain urgent care. | ⚠️ Exam Trap: Read the exact question — the correct fact and its look-alike options are easy to interchange. | 💎 PNC Pearl: The patient's status, treatments, and pending tasks → Complete handovers prevent gaps in care</w:t>
       </w:r>
     </w:p>
     <w:p>
@@ -3679,7 +3679,7 @@
     </w:p>
     <w:p>
       <w:r>
-        <w:t>Solution: Any foetomaternal bleed (delivery, abortion, trauma) can sensitize an Rh-negative mother; give anti-D.</w:t>
+        <w:t>Solution: ✅ Correct Answer: A. Foetomaternal haemorrhage at delivery or abortion | 🧠 Clinical Rationale: Any foetomaternal bleed (delivery, abortion, trauma) can sensitize an Rh-negative mother; give anti-D. | ❌ Why Not Others? | B — Blood transfusion always: not the appropriate nursing action here | C — Diet: INH depletes B6; supplement to prevent neuropathy. | D — Vaccination: Absence of a scar does not mean no protection; check vaccination records. | ⚠️ Exam Trap: Read the exact question — the correct fact and its look-alike options are easy to interchange. | 💎 PNC Pearl: Foetomaternal haemorrhage at delivery or abortion → Any foetomaternal bleed (delivery, abortion, trauma) can sensitize an Rh-negative mother; give anti-D</w:t>
       </w:r>
     </w:p>
     <w:p>
@@ -3724,7 +3724,7 @@
     </w:p>
     <w:p>
       <w:r>
-        <w:t>Solution: LFTs assess liver enzymes and proteins.</w:t>
+        <w:t>Solution: ✅ Correct Answer: A. Liver Function Test | 🧠 Clinical Rationale: LFTs assess liver enzymes and proteins. | ❌ Why Not Others? | B — Lung Function Test: not the appropriate nursing action here | C — Lipid Function Test: not the appropriate nursing action here | D — Lymph Function Test: not the appropriate nursing action here | ⚠️ Exam Trap: Don’t confuse "Liver Function Test" with "Lung Function Test" — they look alike and are easy to interchange. | 💎 PNC Pearl: Liver Function Test → LFTs assess liver enzymes and proteins</w:t>
       </w:r>
     </w:p>
     <w:p>
@@ -3769,7 +3769,7 @@
     </w:p>
     <w:p>
       <w:r>
-        <w:t>Solution: Group dynamics (Yalom's factors) drive therapeutic change.</w:t>
+        <w:t>Solution: ✅ Correct Answer: A. Universality, support, and interpersonal learning | 🧠 Clinical Rationale: Group dynamics (Yalom's factors) drive therapeutic change. | ❌ Why Not Others? | B — Lecture format: not the appropriate nursing action here | C — Diet: INH depletes B6; supplement to prevent neuropathy. | D — Exercise: Calcium, vitamin D, and fall prevention maintain bone health. | ⚠️ Exam Trap: Read the exact question — the correct fact and its look-alike options are easy to interchange. | 💎 PNC Pearl: Universality, support, and interpersonal learning → Group dynamics (Yalom's factors) drive therapeutic change</w:t>
       </w:r>
     </w:p>
     <w:p>
@@ -3814,7 +3814,7 @@
     </w:p>
     <w:p>
       <w:r>
-        <w:t>Solution: Induction carries serious complications.</w:t>
+        <w:t>Solution: ✅ Correct Answer: A. Tumour lysis, infection, and bleeding | 🧠 Clinical Rationale: Induction carries serious complications. | ❌ Why Not Others? | B — Only appetite: not the appropriate nursing action here | C — Only sleep: not the appropriate nursing action here | D — Nothing: Never induce vomiting after hydrocarbon ingestion — aspiration pneumonia risk; obtain urgent care. | ⚠️ Exam Trap: Read the exact question — the correct fact and its look-alike options are easy to interchange. | 💎 PNC Pearl: Tumour lysis, infection, and bleeding → Induction carries serious complications</w:t>
       </w:r>
     </w:p>
     <w:p>
@@ -3859,7 +3859,7 @@
     </w:p>
     <w:p>
       <w:r>
-        <w:t>Solution: Exercise is effective adjunctive treatment for depression.</w:t>
+        <w:t>Solution: ✅ Correct Answer: A. Endorphin release and improved mood | 🧠 Clinical Rationale: Exercise is effective adjunctive treatment for depression. | ❌ Why Not Others? | B — Injury: Occupational health nurses prevent and manage workplace hazards. | C — Diet: INH depletes B6; supplement to prevent neuropathy. | D — Exercise: Calcium, vitamin D, and fall prevention maintain bone health. | ⚠️ Exam Trap: Read the exact question — the correct fact and its look-alike options are easy to interchange. | 💎 PNC Pearl: Endorphin release and improved mood → Exercise is effective adjunctive treatment for depression</w:t>
       </w:r>
     </w:p>
     <w:p>
@@ -3904,7 +3904,7 @@
     </w:p>
     <w:p>
       <w:r>
-        <w:t>Solution: Hearing protection and noise monitoring prevent NIHL.</w:t>
+        <w:t>Solution: ✅ Correct Answer: A. Noise exposure | 🧠 Clinical Rationale: Hearing protection and noise monitoring prevent NIHL. | ❌ Why Not Others? | B — Genetics: Diet and heredity drive LDL; statins and lifestyle lower it. | C — Diet: INH depletes B6; supplement to prevent neuropathy. | D — Climate: NMSA promotes sustainable agriculture. | ⚠️ Exam Trap: Read the exact question — the correct fact and its look-alike options are easy to interchange. | 💎 PNC Pearl: Noise exposure → Hearing protection and noise monitoring prevent NIHL</w:t>
       </w:r>
     </w:p>
     <w:p>
@@ -3949,7 +3949,7 @@
     </w:p>
     <w:p>
       <w:r>
-        <w:t>Solution: The joint family includes extended kin.</w:t>
+        <w:t>Solution: ✅ Correct Answer: A. Several generations living and sharing together | 🧠 Clinical Rationale: The joint family includes extended kin. | ❌ Why Not Others? | B — Only parents and children: not the appropriate nursing action here | C — Living alone: Day care and community engagement reduce isolation. | D — Single-parent units: not the appropriate nursing action here | ⚠️ Exam Trap: Read the exact question — the correct fact and its look-alike options are easy to interchange. | 💎 PNC Pearl: Several generations living and sharing together → The joint family includes extended kin</w:t>
       </w:r>
     </w:p>
     <w:p>
@@ -3994,7 +3994,7 @@
     </w:p>
     <w:p>
       <w:r>
-        <w:t>Solution: Azole antifungals can be hepatotoxic.</w:t>
+        <w:t>Solution: ✅ Correct Answer: A. Liver toxicity | 🧠 Clinical Rationale: Azole antifungals can be hepatotoxic. | ❌ Why Not Others? | B — Hypoglycaemia: Insulin secretagogues cause hypoglycaemia, especially with missed meals or renal impairment. | C — Weight gain: Low metabolism causes cold intolerance, weight gain, and bradycardia. | D — Bradycardia: Bradycardia = 60 beats per minute | ⚠️ Exam Trap: Read the exact question — the correct fact and its look-alike options are easy to interchange. | 💎 PNC Pearl: Liver toxicity → Azole antifungals can be hepatotoxic</w:t>
       </w:r>
     </w:p>
     <w:p>
@@ -4039,7 +4039,7 @@
     </w:p>
     <w:p>
       <w:r>
-        <w:t>Solution: Hypokalaemia potentiates digoxin effects.</w:t>
+        <w:t>Solution: ✅ Correct Answer: A. Low potassium increases digoxin toxicity | 🧠 Clinical Rationale: Hypokalaemia potentiates digoxin effects. | ❌ Why Not Others? | B — It affects weight: not the appropriate nursing action here | C — It changes colour: not the appropriate nursing action here | D — It slows absorption: not the appropriate nursing action here | ⚠️ Exam Trap: Read the exact question — the correct fact and its look-alike options are easy to interchange. | 💎 PNC Pearl: Low potassium increases digoxin toxicity → Hypokalaemia potentiates digoxin effects</w:t>
       </w:r>
     </w:p>
     <w:p>
@@ -4084,7 +4084,7 @@
     </w:p>
     <w:p>
       <w:r>
-        <w:t>Solution: KMC uses prolonged skin-to-skin care and breastfeeding.</w:t>
+        <w:t>Solution: ✅ Correct Answer: A. Skin-to-skin contact between mother and baby | 🧠 Clinical Rationale: KMC uses prolonged skin-to-skin care and breastfeeding. | ❌ Why Not Others? | B — Feeding formula milk: not the appropriate nursing action here | C — Keeping the baby in a warmer only: not the appropriate nursing action here | D — Massage with oil: not the appropriate nursing action here | ⚠️ Exam Trap: Read the exact question — the correct fact and its look-alike options are easy to interchange. | 💎 PNC Pearl: Skin-to-skin contact between mother and baby → KMC uses prolonged skin-to-skin care and breastfeeding</w:t>
       </w:r>
     </w:p>
     <w:p>
@@ -4129,7 +4129,7 @@
     </w:p>
     <w:p>
       <w:r>
-        <w:t>Solution: BSBY pioneered state cashless insurance before PM-JAY.</w:t>
+        <w:t>Solution: ✅ Correct Answer: A. Provide cashless health insurance to BPL families | 🧠 Clinical Rationale: BSBY pioneered state cashless insurance before PM-JAY. | ❌ Why Not Others? | B — Ban private care: not the first state schemes | C — Only provide vaccines: not the first state schemes | D — Only build hospitals: not the first state schemes | ⚠️ Exam Trap: Read the exact question — the correct fact and its look-alike options are easy to interchange. | 💎 PNC Pearl: Provide cashless health insurance to BPL families = the first state schemes</w:t>
       </w:r>
     </w:p>
     <w:p>
@@ -4174,7 +4174,7 @@
     </w:p>
     <w:p>
       <w:r>
-        <w:t>Solution: RMNCH+A is the strategic approach for reproductive, maternal, newborn, child, and adolescent health.</w:t>
+        <w:t>Solution: ✅ Correct Answer: A. Reproductive, Maternal, Newborn, Child and Adolescent Health | 🧠 Clinical Rationale: RMNCH+A is the strategic approach for reproductive, maternal, newborn, child, and adolescent health. | ❌ Why Not Others? | B — Rural Medical Care and Health: not the appropriate nursing action here | C — Regional Maternal Care: not the appropriate nursing action here | D — Reducing Maternal Newborn Child Harm: not the appropriate nursing action here | ⚠️ Exam Trap: Don’t confuse "Reproductive, Maternal, Newborn, Child and Adolescent Health" with "Reducing Maternal Newborn Child Harm" — they look alike and are easy to interchange. | 💎 PNC Pearl: Reproductive, Maternal, Newborn, Child and Adolescent Health → RMNCH+A is the strategic approach for reproductive, maternal, newborn, child, and adolescent health</w:t>
       </w:r>
     </w:p>
     <w:p>
@@ -4219,7 +4219,7 @@
     </w:p>
     <w:p>
       <w:r>
-        <w:t>Solution: RBSK covers the four Ds plus disabilities.</w:t>
+        <w:t>Solution: ✅ Correct Answer: A. 4 Ds (Defects at birth, Deficiencies, Diseases, Developmental delays) | 🧠 Clinical Rationale: RBSK covers the four Ds plus disabilities. | ❌ Why Not Others? | B — Only malnutrition: not the appropriate nursing action here | C — Only anaemia: not the appropriate nursing action here | D — Only dental problems: not the appropriate nursing action here | ⚠️ Exam Trap: Read the exact question — the correct fact and its look-alike options are easy to interchange. | 💎 PNC Pearl: 4 Ds (Defects at birth, Deficiencies, Diseases, Developmental delays) → RBSK covers the four Ds plus disabilities</w:t>
       </w:r>
     </w:p>
     <w:p>
@@ -4264,7 +4264,7 @@
     </w:p>
     <w:p>
       <w:r>
-        <w:t>Solution: NHM supports free dialysis services at district hospitals.</w:t>
+        <w:t>Solution: ✅ Correct Answer: A. Free dialysis in public-private partnership | 🧠 Clinical Rationale: NHM supports free dialysis services at district hospitals. | ❌ Why Not Others? | B — Free surgery: not the appropriate nursing action here | C — Only medicines: not the appropriate nursing action here | D — Only diet: not the appropriate nursing action here | ⚠️ Exam Trap: Read the exact question — the correct fact and its look-alike options are easy to interchange. | 💎 PNC Pearl: Free dialysis in public-private partnership → NHM supports free dialysis services at district hospitals</w:t>
       </w:r>
     </w:p>
     <w:p>
@@ -4309,7 +4309,7 @@
     </w:p>
     <w:p>
       <w:r>
-        <w:t>Solution: The mission creates 75 amrit sarovars per district.</w:t>
+        <w:t>Solution: ✅ Correct Answer: A. Develop and rejuvenate ponds across districts | 🧠 Clinical Rationale: The mission creates 75 amrit sarovars per district. | ❌ Why Not Others? | B — Build swimming pools: not the appropriate nursing action here | C — Only irrigation: not the appropriate nursing action here | D — Only fisheries: not the appropriate nursing action here | ⚠️ Exam Trap: Read the exact question — the correct fact and its look-alike options are easy to interchange. | 💎 PNC Pearl: Develop and rejuvenate ponds across districts → The mission creates 75 amrit sarovars per district</w:t>
       </w:r>
     </w:p>
     <w:p>
@@ -4354,7 +4354,7 @@
     </w:p>
     <w:p>
       <w:r>
-        <w:t>Solution: AB-PMJAY provides health cover up to ₹5 lakh per family per year.</w:t>
+        <w:t>Solution: ✅ Correct Answer: A. Ayushman Bharat Pradhan Mantri Jan Arogya Yojana | 🧠 Clinical Rationale: AB-PMJAY provides health cover up to ₹5 lakh per family per year. | ❌ Why Not Others? | B — Arogya Bharat Public Medical Jan Arogya Yojana: not the appropriate nursing action here | C — Ayushman Bharat Primary Medical Jan Arogya Yojana: not the appropriate nursing action here | D — All Bharat Pradhan Mantri Jan Arogya Yojana: not the appropriate nursing action here | ⚠️ Exam Trap: Don’t confuse "Ayushman Bharat Pradhan Mantri Jan Arogya Yojana" with "All Bharat Pradhan Mantri Jan Arogya Yojana" — they look alike and are easy to interchange. | 💎 PNC Pearl: Ayushman Bharat Pradhan Mantri Jan Arogya Yojana → AB-PMJAY provides health cover up to ₹5 lakh per family per year</w:t>
       </w:r>
     </w:p>
     <w:p>
@@ -4399,7 +4399,7 @@
     </w:p>
     <w:p>
       <w:r>
-        <w:t>Solution: The NITI Health Index measures outcomes, governance, and key processes.</w:t>
+        <w:t>Solution: ✅ Correct Answer: A. Health outcomes, governance, and processes | 🧠 Clinical Rationale: The NITI Health Index measures outcomes, governance, and key processes. | ❌ Why Not Others? | B — Only hospital beds: not the appropriate nursing action here | C — Only GDP: not the appropriate nursing action here | D — Only population: not the appropriate nursing action here | ⚠️ Exam Trap: Read the exact question — the correct fact and its look-alike options are easy to interchange. | 💎 PNC Pearl: Health outcomes, governance, and processes → The NITI Health Index measures outcomes, governance, and key processes</w:t>
       </w:r>
     </w:p>
     <w:p>
@@ -4444,7 +4444,7 @@
     </w:p>
     <w:p>
       <w:r>
-        <w:t>Solution: The 5 moments cover patient contact and aseptic tasks — not personal meals.</w:t>
+        <w:t>Solution: ✅ Correct Answer: A. After eating lunch | 🧠 Clinical Rationale: The 5 moments cover patient contact and aseptic tasks — not personal meals. | ❌ Why Not Others? | B — Before touching a patient: a true statement, but the question asks EXCEPT | C — Before aseptic procedure: a true statement, but the question asks EXCEPT | D — After body fluid exposure: a true statement, but the question asks EXCEPT | ⚠️ Exam Trap: EXCEPT question — the odd one out is the answer, not the true statements. | 💎 PNC Pearl: In EXCEPT questions, the odd one out is the answer.</w:t>
       </w:r>
     </w:p>
     <w:p>
@@ -4489,7 +4489,7 @@
     </w:p>
     <w:p>
       <w:r>
-        <w:t>Solution: ASHAs make 7 scheduled home visits up to 42 days after birth to check the newborn.</w:t>
+        <w:t>Solution: ✅ Correct Answer: A. 1, 3, 7, 14, 21, 28 and 42 (7 visits) | 🧠 Clinical Rationale: ASHAs make 7 scheduled home visits up to 42 days after birth to check the newborn. | ❌ Why Not Others? | B — Only day 1: not the appropriate nursing action here | C — Only day 30: not the appropriate nursing action here | D — Only week 6: not the appropriate nursing action here | ⚠️ Exam Trap: Read the exact question — the correct fact and its look-alike options are easy to interchange. | 💎 PNC Pearl: 1, 3, 7, 14, 21, 28 and 42 (7 visits) → ASHAs make 7 scheduled home visits up to 42 days after birth to check the newborn</w:t>
       </w:r>
     </w:p>
     <w:p>
@@ -4534,7 +4534,7 @@
     </w:p>
     <w:p>
       <w:r>
-        <w:t>Solution: The RMNCH+A strategy was launched in 2013 under NHM.</w:t>
+        <w:t>Solution: ✅ Correct Answer: A. 2013 | 🧠 Clinical Rationale: The RMNCH+A strategy was launched in 2013 under NHM. | ❌ Why Not Others? | B — 2005: NRHM was launched in April 2005 to strengthen rural health services. — an incorrect year | C — 2010: NP-NCD (2010) addresses hypertension, diabetes, CVD, stroke, and common cancers. — an incorrect year | D — 2018: India's MMR declined to about 97 per 100,000 live births (2018-20). — an incorrect year | ⚠️ Exam Trap: Never guess years — fix each year to its exact event before choosing. | 💎 PNC Pearl: 2013 → The RMNCH+A strategy was launched in under NHM</w:t>
       </w:r>
     </w:p>
     <w:p>
@@ -4579,7 +4579,7 @@
     </w:p>
     <w:p>
       <w:r>
-        <w:t>Solution: DEICs manage children identified with 4 D conditions.</w:t>
+        <w:t>Solution: ✅ Correct Answer: A. Assessment and therapy for children with disabilities | 🧠 Clinical Rationale: DEICs manage children identified with 4 D conditions. | ❌ Why Not Others? | B — Delivery care: JSSK guarantees free delivery, C-section, medicines, diagnostics, diet, and transport. | C — Elderly care: not the appropriate nursing action here | D — Surgery: Metformin risks lactic acidosis in renal failure and contrast procedures. | ⚠️ Exam Trap: Read the exact question — the correct fact and its look-alike options are easy to interchange. | 💎 PNC Pearl: Assessment and therapy for children with disabilities → DEICs manage children identified with 4 D conditions</w:t>
       </w:r>
     </w:p>
     <w:p>
@@ -4624,7 +4624,7 @@
     </w:p>
     <w:p>
       <w:r>
-        <w:t>Solution: MMR protects against three viral infections.</w:t>
+        <w:t>Solution: ✅ Correct Answer: A. Measles, Mumps, Rubella | 🧠 Clinical Rationale: MMR protects against three viral infections. | ❌ Why Not Others? | B — Malaria, Measles, Rubella: not the appropriate nursing action here | C — Mumps, Malaria, Rabies: not the appropriate nursing action here | D — Measles, Meningitis, Rubella: not the appropriate nursing action here | ⚠️ Exam Trap: Don’t confuse "Measles, Mumps, Rubella" with "Malaria, Measles, Rubella" — they look alike and are easy to interchange. | 💎 PNC Pearl: Measles, Mumps, Rubella → MMR protects against three viral infections</w:t>
       </w:r>
     </w:p>
     <w:p>
@@ -4669,7 +4669,7 @@
     </w:p>
     <w:p>
       <w:r>
-        <w:t>Solution: HMIS collects facility-level health data.</w:t>
+        <w:t>Solution: ✅ Correct Answer: A. Health Management Information System | 🧠 Clinical Rationale: HMIS collects facility-level health data. | ❌ Why Not Others? | B — Hospital Medical Insurance Scheme: not the appropriate nursing action here | C — Health Monitoring Index System: not the appropriate nursing action here | D — Human Management Information Service: not the appropriate nursing action here | ⚠️ Exam Trap: Don’t confuse "Health Management Information System" with "Health Monitoring Index System" — they look alike and are easy to interchange. | 💎 PNC Pearl: Health Management Information System → HMIS collects facility-level health data</w:t>
       </w:r>
     </w:p>
     <w:p>
@@ -4714,7 +4714,7 @@
     </w:p>
     <w:p>
       <w:r>
-        <w:t>Solution: PMTBMBA (2022) enlists community support for TB care.</w:t>
+        <w:t>Solution: ✅ Correct Answer: A. Community resources for TB patient support | 🧠 Clinical Rationale: PMTBMBA (2022) enlists community support for TB care. | ❌ Why Not Others? | B — Only doctors: not the appropriate nursing action here | C — Only police: not the appropriate nursing action here | D — Only students: not the appropriate nursing action here | ⚠️ Exam Trap: Read the exact question — the correct fact and its look-alike options are easy to interchange. | 💎 PNC Pearl: Community resources for TB patient support → PMTBMBA (2022) enlists community support for TB care</w:t>
       </w:r>
     </w:p>
     <w:p>
@@ -4759,7 +4759,7 @@
     </w:p>
     <w:p>
       <w:r>
-        <w:t>Solution: The Birla temple at the Moti Dungari hill honours Lakshmi Narayan.</w:t>
+        <w:t>Solution: ✅ Correct Answer: A. Lakshmi Narayan (Vishnu and Lakshmi) | 🧠 Explanation: The Birla temple at the Moti Dungari hill honours Lakshmi Narayan. | ❌ Why Not Others? | B — Shiva: Eklingji, the patron deity of the Mewar dynasty, is a form of Shiva. | C — Hanuman: not the correct fact here | D — Krishna: The Madan Mohan temple in Karauli honours Krishna. | ⚠️ Exam Trap: Read the exact question — the correct fact and its look-alike options are easy to interchange. | 💎 PNC GK Pearl: Lakshmi Narayan (Vishnu and Lakshmi) → The Birla temple at the Moti Dungari hill honours Lakshmi Narayan</w:t>
       </w:r>
     </w:p>
     <w:p>
@@ -4804,7 +4804,7 @@
     </w:p>
     <w:p>
       <w:r>
-        <w:t>Solution: Diamond is the hardest natural substance.</w:t>
+        <w:t>Solution: ✅ Correct Answer: A. Diamond | 🧠 Explanation: Diamond is the hardest natural substance. | ❌ Why Not Others? | B — Gold: Zardozi is rich metallic embroidery. | C — Iron: Chromium gives stainless steel its corrosion resistance. | D — Quartz: Jaipur blue pottery is a glazed quartz fritware. | ⚠️ Exam Trap: Read the exact question — the correct fact and its look-alike options are easy to interchange. | 💎 PNC GK Pearl: Diamond → the hardest natural substance</w:t>
       </w:r>
     </w:p>
     <w:p>
@@ -4849,7 +4849,7 @@
     </w:p>
     <w:p>
       <w:r>
-        <w:t>Solution: OPEC is headquartered in Vienna.</w:t>
+        <w:t>Solution: ✅ Correct Answer: A. Vienna, Austria | 📰 Why: OPEC is headquartered in Vienna. | ❌ Why Not Others? | B — Riyadh: not the correct fact here | C — Geneva: WHO is headquartered in Geneva. | D — London: The Commonwealth Secretariat is in London. | ⚠️ Exam Trap: Read the exact question — the correct fact and its look-alike options are easy to interchange. | 💎 PNC CA Pearl: Vienna, Austria → OPEC is headquartered in Vienna</w:t>
       </w:r>
     </w:p>
     <w:p>
@@ -4894,7 +4894,7 @@
     </w:p>
     <w:p>
       <w:r>
-        <w:t>Solution: The 74th Amendment created urban local bodies.</w:t>
+        <w:t>Solution: ✅ Correct Answer: A. Municipalities (urban local bodies) | 🧠 Clinical Rationale: The 74th Amendment created urban local bodies. | ❌ Why Not Others? | B — Panchayats: The initiative rewards TB-free status at village level. | C — Reservation: The Mandal Commission (1980) proposed 27% OBC reservation. | D — Elections: The ECI oversees national and state elections. | ⚠️ Exam Trap: Read the exact question — the correct fact and its look-alike options are easy to interchange. | 💎 PNC Pearl: Municipalities (urban local bodies) → The 74th Amendment created urban local bodies</w:t>
       </w:r>
     </w:p>
     <w:p>
@@ -4939,7 +4939,7 @@
     </w:p>
     <w:p>
       <w:r>
-        <w:t>Solution: Bishnois protect trees and wildlife as a religious duty.</w:t>
+        <w:t>Solution: ✅ Correct Answer: A. Environmental protection (Khejri tree and deer) | 🧠 Clinical Rationale: Bishnois protect trees and wildlife as a religious duty. | ❌ Why Not Others? | B — Metal craft: not the appropriate nursing action here | C — Camel breeding only: not the appropriate nursing action here | D — Salt mining: not the appropriate nursing action here | ⚠️ Exam Trap: Read the exact question — the correct fact and its look-alike options are easy to interchange. | 💎 PNC Pearl: Environmental protection (Khejri tree and deer) → Bishnois protect trees and wildlife as a religious duty</w:t>
       </w:r>
     </w:p>
     <w:p>
@@ -4984,7 +4984,7 @@
     </w:p>
     <w:p>
       <w:r>
-        <w:t>Solution: Objects resist change in motion (inertia).</w:t>
+        <w:t>Solution: ✅ Correct Answer: A. Inertia | 🧠 Explanation: Objects resist change in motion (inertia). | ❌ Why Not Others? | B — Acceleration: F = ma is the second law. — not the first law | C — Action-reaction: not the first law | D — Gravitation: not the first law | ⚠️ Exam Trap: Read the exact question — the correct fact and its look-alike options are easy to interchange. | 💎 PNC GK Pearl: Inertia = the first law</w:t>
       </w:r>
     </w:p>
     <w:p>
@@ -5029,7 +5029,7 @@
     </w:p>
     <w:p>
       <w:r>
-        <w:t>Solution: NOTTO coordinates organ donation and transplantation.</w:t>
+        <w:t>Solution: ✅ Correct Answer: A. NOTTO (National Organ and Tissue Transplant Organisation) | 📰 Why: NOTTO coordinates organ donation and transplantation. | ❌ Why Not Others? | B — ICMR: NCDIR maintains cancer registries. | C — NABH: not the correct fact here | D — CDSCO: not the correct fact here | ⚠️ Exam Trap: Read the exact question — the correct fact and its look-alike options are easy to interchange. | 💎 PNC CA Pearl: NOTTO (National Organ and Tissue Transplant Organisation) → NOTTO coordinates organ donation and transplantation</w:t>
       </w:r>
     </w:p>
     <w:p>
@@ -5074,7 +5074,7 @@
     </w:p>
     <w:p>
       <w:r>
-        <w:t>Solution: Ashoka embraced and spread Buddhism after Kalinga.</w:t>
+        <w:t>Solution: ✅ Correct Answer: A. Ashoka | 🧠 Clinical Rationale: Ashoka embraced and spread Buddhism after Kalinga. | ❌ Why Not Others? | B — Chandragupta Maurya: Founded the empire with Chanakya. | C — Bindusara: not the appropriate nursing action here | D — Harsha: not the appropriate nursing action here | ⚠️ Exam Trap: Read the exact question — the correct fact and its look-alike options are easy to interchange. | 💎 PNC Pearl: Ashoka → embraced and spread Buddhism after Kalinga</w:t>
       </w:r>
     </w:p>
     <w:p>
@@ -5119,7 +5119,7 @@
     </w:p>
     <w:p>
       <w:r>
-        <w:t>Solution: Poshan Tracker tracks beneficiaries under ICDS.</w:t>
+        <w:t>Solution: ✅ Correct Answer: A. Digital tool to monitor nutrition services | 📰 Why: Poshan Tracker tracks beneficiaries under ICDS. | ❌ Why Not Others? | B — Food delivery app: not the correct fact here | C — Medicine tracker: not the correct fact here | D — Vaccine app: not the correct fact here | ⚠️ Exam Trap: Read the exact question — the correct fact and its look-alike options are easy to interchange. | 💎 PNC CA Pearl: Digital tool to monitor nutrition services → Poshan Tracker tracks beneficiaries under ICDS</w:t>
       </w:r>
     </w:p>
     <w:p>
@@ -5164,7 +5164,7 @@
     </w:p>
     <w:p>
       <w:r>
-        <w:t>Solution: Kishangarh hosts Asia's largest marble market.</w:t>
+        <w:t>Solution: ✅ Correct Answer: A. Marble trading hub | 🧠 Explanation: Kishangarh hosts Asia's largest marble market. | ❌ Why Not Others? | B — Salt city: not the correct fact here | C — Copper hub: not the correct fact here | D — Cotton hub: not the correct fact here | ⚠️ Exam Trap: Read the exact question — the correct fact and its look-alike options are easy to interchange. | 💎 PNC GK Pearl: Marble trading hub → Kishangarh hosts Asia's largest marble market</w:t>
       </w:r>
     </w:p>
     <w:p>
@@ -5209,7 +5209,7 @@
     </w:p>
     <w:p>
       <w:r>
-        <w:t>Solution: Kotra and Jhadol are tribal tehsils of Udaipur.</w:t>
+        <w:t>Solution: ✅ Correct Answer: A. Udaipur | 🧠 Explanation: Kotra and Jhadol are tribal tehsils of Udaipur. | ❌ Why Not Others? | B — Rajsamand: Kumbhalgarh town lies in Rajsamand district. | C — Dungarpur: The Som and Jakham rivers water Dungarpur. | D — Pratapgarh: Thewa is a unique gold-glass art of Pratapgarh. | ⚠️ Exam Trap: Read the exact question — the correct fact and its look-alike options are easy to interchange. | 💎 PNC GK Pearl: Kotra and Jhadol are tribal tehsils of Udaipur.</w:t>
       </w:r>
     </w:p>
     <w:p>
@@ -5254,7 +5254,7 @@
     </w:p>
     <w:p>
       <w:r>
-        <w:t>Solution: Shekhawati covers Sikar and Jhunjhunu districts.</w:t>
+        <w:t>Solution: ✅ Correct Answer: A. Northern Rajasthan (Sikar-Jhunjhunu) | 🧠 Clinical Rationale: Shekhawati covers Sikar and Jhunjhunu districts. | ❌ Why Not Others? | B — Southern Rajasthan: Mewar is the southern region around Udaipur/Chittorgarh. | C — Western Rajasthan: Marwar is the western Rajasthan region around Jodhpur. | D — Eastern Rajasthan: not the appropriate nursing action here | ⚠️ Exam Trap: Read the exact question — the correct fact and its look-alike options are easy to interchange. | 💎 PNC Pearl: Northern Rajasthan (Sikar-Jhunjhunu) → Shekhawati covers Sikar and Jhunjhunu districts</w:t>
       </w:r>
     </w:p>
     <w:p>
@@ -5299,7 +5299,7 @@
     </w:p>
     <w:p>
       <w:r>
-        <w:t>Solution: Aryabhata went up in 1975.</w:t>
+        <w:t>Solution: ✅ Correct Answer: A. 1975 | 🧠 Clinical Rationale: Aryabhata went up in 1975. | ❌ Why Not Others? | B — 1969: Indira Gandhi nationalised 14 banks in 1969. — not the first Indian satellite 'Aryabhata' | C — 1980: Six banks were nationalised in 1980. — not the first Indian satellite 'Aryabhata' | D — 1962: INCOSPAR began in 1962 with Dr. Sarabhai. — not the first Indian satellite 'Aryabhata' | ⚠️ Exam Trap: Never guess years — fix each year to its exact event before choosing. | 💎 PNC Pearl: 1975 = the first Indian satellite 'Aryabhata'</w:t>
       </w:r>
     </w:p>
     <w:p>
@@ -5344,7 +5344,7 @@
     </w:p>
     <w:p>
       <w:r>
-        <w:t>Solution: Fibre optics rely on total internal reflection.</w:t>
+        <w:t>Solution: ✅ Correct Answer: A. Optical fibres | 🧠 Explanation: Fibre optics rely on total internal reflection. | ❌ Why Not Others? | B — Electric bulbs: not the correct fact here | C — Microphones: not the correct fact here | D — Batteries: not the correct fact here | ⚠️ Exam Trap: Read the exact question — the correct fact and its look-alike options are easy to interchange. | 💎 PNC GK Pearl: Optical fibres → Fibre optics rely on total internal reflection</w:t>
       </w:r>
     </w:p>
     <w:p>
@@ -5389,7 +5389,7 @@
     </w:p>
     <w:p>
       <w:r>
-        <w:t>Solution: Bani Thani is the celebrated icon of Kishangarh miniatures.</w:t>
+        <w:t>Solution: ✅ Correct Answer: A. Kishangarh | 🧠 Explanation: Bani Thani is the celebrated icon of Kishangarh miniatures. | ❌ Why Not Others? | B — Bikaner: MGS University is in Bikaner. | C — Marwar: These sites lie in the Marwar region. | D — Hadoti: not the correct fact here | ⚠️ Exam Trap: Read the exact question — the correct fact and its look-alike options are easy to interchange. | 💎 PNC GK Pearl: Kishangarh → Bani Thani is the celebrated icon of miniatures</w:t>
       </w:r>
     </w:p>
     <w:p>
@@ -5434,7 +5434,7 @@
     </w:p>
     <w:p>
       <w:r>
-        <w:t>Solution: 'पंडित' विद्वान का पर्यायवाची है।</w:t>
+        <w:t>Solution: ✅ Correct Answer: A. पंडित | 🧠 Grammar Rule: 'पंडित' विद्वान का पर्यायवाची है। | ❌ Why Not Others? | B — मूर्ख: 'विद्वान' का विलोम 'मूर्ख' है। | C — अज्ञ: not the correct answer here | D — अनपढ़: not the correct answer here | ⚠️ Exam Trap: Read the exact question — the correct fact and its look-alike options are easy to interchange. | 📌 Rule to Remember: पंडित → विद्वान का पर्यायवाची है।</w:t>
       </w:r>
     </w:p>
     <w:p>
@@ -5479,7 +5479,7 @@
     </w:p>
     <w:p>
       <w:r>
-        <w:t>Solution: 'दौड़ना' एक क्रिया है।</w:t>
+        <w:t>Solution: ✅ Correct Answer: A. क्रिया | 🧠 Grammar Rule: 'दौड़ना' एक क्रिया है। | ❌ Why Not Others? | B — संज्ञा: not the correct answer here | C — विशेषण: 'सुंदर' विशेषण है जो संज्ञा की विशेषता बताता है। | D — अव्यय: not the correct answer here | ⚠️ Exam Trap: Read the exact question — the correct fact and its look-alike options are easy to interchange. | 📌 Rule to Remember: क्रिया → दौड़ना' एक है।</w:t>
       </w:r>
     </w:p>
     <w:p>
@@ -5524,7 +5524,7 @@
     </w:p>
     <w:p>
       <w:r>
-        <w:t>Solution: 'Definitely' has 'ite' in the middle.</w:t>
+        <w:t>Solution: ✅ Correct Answer: A. Definitely | 🧠 Grammar Rule: 'Definitely' has 'ite' in the middle. | ❌ Why Not Others? | B — Definately: not the correct answer here | C — Definitly: not the correct answer here | D — Definatly: not the correct answer here | ⚠️ Exam Trap: Read the exact question — the correct fact and its look-alike options are easy to interchange. | 📌 Rule to Remember: Definitely → has 'ite' in the middle</w:t>
       </w:r>
     </w:p>
     <w:p>
@@ -5569,7 +5569,7 @@
     </w:p>
     <w:p>
       <w:r>
-        <w:t>Solution: 'उद्यम' का पर्यायवाची 'प्रयास' है।</w:t>
+        <w:t>Solution: ✅ Correct Answer: A. प्रयास | 🧠 Grammar Rule: 'उद्यम' का पर्यायवाची 'प्रयास' है। | ❌ Why Not Others? | B — आलस्य: not the correct answer here | C — निष्क्रियता: not the correct answer here | D — सुस्ती: not the correct answer here | ⚠️ Exam Trap: Read the exact question — the correct fact and its look-alike options are easy to interchange. | 📌 Rule to Remember: प्रयास → उद्यम' का पर्यायवाची ' ' है।</w:t>
       </w:r>
     </w:p>
     <w:p>
@@ -5614,7 +5614,7 @@
     </w:p>
     <w:p>
       <w:r>
-        <w:t>Solution: When members act individually, the collective noun takes a plural verb.</w:t>
+        <w:t>Solution: ✅ Correct Answer: A. The jury were divided in their opinions. | 🧠 Grammar Rule: When members act individually, the collective noun takes a plural verb. | ❌ Why Not Others? | B — The jury was divided in their opinions.: not the correct answer here | C — The jury are divided in their opinion.: not the correct answer here | D — The jury was divided in its opinion.: not the correct answer here | ⚠️ Exam Trap: Don’t confuse "The jury were divided in their opinions." with "The jury was divided in their opinions." — they look alike and are easy to interchange. | 📌 Rule to Remember: The jury were divided in their opinions. → When members act individually, the collective noun takes a plural verb</w:t>
       </w:r>
     </w:p>
     <w:p>
@@ -5659,7 +5659,7 @@
     </w:p>
     <w:p>
       <w:r>
-        <w:t>Solution: सूर्य + उदय = सूर्योदय; य + उ = यो — यह यण संधि है।</w:t>
+        <w:t>Solution: ✅ Correct Answer: A. गुण संधि | 🧠 Grammar Rule: सूर्य + उदय = सूर्योदय; य + उ = यो — यह यण संधि है। | ❌ Why Not Others? | B — दीर्घ संधि: विद्या + आलय = विद्यालय; आ + आ = आ (दीर्घ संधि)। | C — वृद्धि संधि: सदा + एव = सदैव; आ + ए = ऐ (वृद्धि संधि)। | D — यण संधि: वि + आकरण = व्याकरण; इ + आ = या (यण संधि)। | ⚠️ Exam Trap: Read the exact question — the correct fact and its look-alike options are easy to interchange. | 📌 Rule to Remember: गुण संधि → सूर्य + उदय = सूर्योदय; य + उ = यो — यह यण संधि है।</w:t>
       </w:r>
     </w:p>
     <w:p>
@@ -5704,7 +5704,7 @@
     </w:p>
     <w:p>
       <w:r>
-        <w:t>Solution: दोनों पद प्रधान हों तो द्वंद्व समास।</w:t>
+        <w:t>Solution: ✅ Correct Answer: A. द्वंद्व | 🧠 Grammar Rule: दोनों पद प्रधान हों तो द्वंद्व समास। | ❌ Why Not Others? | B — कर्मधारय: नीला है जो कमल — विशेषण-विशेष्य कर्मधारय समास। | C — तत्पुरुष: राजा का पुत्र — संबंध तत्पुरुष समास। | D — द्विगु: पाँच वटों का समाहार — संख्या प्रधान द्विगु समास। | ⚠️ Exam Trap: Read the exact question — the correct fact and its look-alike options are easy to interchange. | 📌 Rule to Remember: द्वंद्व → दोनों पद प्रधान हों तो समास।</w:t>
       </w:r>
     </w:p>
     <w:p>
@@ -5749,7 +5749,7 @@
     </w:p>
     <w:p>
       <w:r>
-        <w:t>Solution: Past perfect correctly backshifts in indirect speech.</w:t>
+        <w:t>Solution: ✅ Correct Answer: A. He told me that he had seen the doctor. | 🧠 Grammar Rule: Past perfect correctly backshifts in indirect speech. | ❌ Why Not Others? | B — He told me that he saw the doctor.: not the correct answer here | C — He told me that he has seen the doctor.: not the correct answer here | D — He told me that he see the doctor.: not the correct answer here | ⚠️ Exam Trap: Don’t confuse "He told me that he had seen the doctor." with "He told me that he has seen the doctor." — they look alike and are easy to interchange. | 📌 Rule to Remember: He told me that he had seen the doctor. → Past perfect correctly backshifts in indirect speech</w:t>
       </w:r>
     </w:p>
     <w:p>
@@ -5794,7 +5794,7 @@
     </w:p>
     <w:p>
       <w:r>
-        <w:t>Solution: Passive voice: 'was done' is correct.</w:t>
+        <w:t>Solution: ✅ Correct Answer: A. The work was done by the nurse. | 🧠 Grammar Rule: Passive voice: 'was done' is correct. | ❌ Why Not Others? | B — The work were done by the nurse.: not the correct answer here | C — The work is did by the nurse.: not the correct answer here | D — The work done by the nurse.: not the correct answer here | ⚠️ Exam Trap: Don’t confuse "The work was done by the nurse." with "The work done by the nurse." — they look alike and are easy to interchange. | 📌 Rule to Remember: The work was done by the nurse. → Passive voice: 'was done' is correct</w:t>
       </w:r>
     </w:p>
     <w:p>
@@ -5839,7 +5839,7 @@
     </w:p>
     <w:p>
       <w:r>
-        <w:t>Solution: Contract is the opposite of expand.</w:t>
+        <w:t>Solution: ✅ Correct Answer: A. Contract | 🧠 Grammar Rule: Contract is the opposite of expand. | ❌ Why Not Others? | B — Grow: not the correct answer here | C — Enlarge: not the correct answer here | D — Spread: not the correct answer here | ⚠️ Exam Trap: Read the exact question — the correct fact and its look-alike options are easy to interchange. | 📌 Rule to Remember: Contract → the opposite of expand</w:t>
       </w:r>
     </w:p>
     <w:p>
@@ -5884,7 +5884,7 @@
     </w:p>
     <w:p>
       <w:r>
-        <w:t>Solution: 'Separate' is the correct spelling.</w:t>
+        <w:t>Solution: ⚠ MULTIPLE MATCHES: ✅ Correct Answer: A. Separate | 🧠 Grammar Rule: 'Separate' (a-r-a-t-e). | ❌ Why Not Others? | B — Seperate: not the correct answer here | C — Separete: not the correct answer here | D — Seperete: not the correct answer here | ⚠️ Exam Trap: Read the exact question — the correct fact and its look-alike options are easy to interchange. | 📌 Rule to Remember: Separate → (a-r-a-t-e) || ✅ Correct Answer: A. Separate | 🧠 Grammar Rule: 'Separate' is the correct spelling. | ❌ Why Not Others? | B — Seperate: not the correct answer here | C — Separete: not the correct answer here | D — Seperete: not the correct answer here | ⚠️ Exam Trap: Read the exact question — the correct fact and its look-alike options are easy to interchange. | 📌 Rule to Remember: Separate → the correct spelling</w:t>
       </w:r>
     </w:p>
     <w:p>
@@ -5929,7 +5929,7 @@
     </w:p>
     <w:p>
       <w:r>
-        <w:t>Solution: Zeal means great energy and enthusiasm.</w:t>
+        <w:t>Solution: ✅ Correct Answer: A. Enthusiasm | 🧠 Grammar Rule: Zeal means great energy and enthusiasm. | ❌ Why Not Others? | B — Laziness: not the correct answer here | C — Apathy: not the correct answer here | D — Fear: not the correct answer here | ⚠️ Exam Trap: Read the exact question — the correct fact and its look-alike options are easy to interchange. | 📌 Rule to Remember: Zeal means great energy and enthusiasm.</w:t>
       </w:r>
     </w:p>
     <w:p>
@@ -5974,7 +5974,7 @@
     </w:p>
     <w:p>
       <w:r>
-        <w:t>Solution: 'उपकार' का विलोम 'अपकार' है।</w:t>
+        <w:t>Solution: ✅ Correct Answer: A. अपकार | 🧠 Grammar Rule: 'उपकार' का विलोम 'अपकार' है। | ❌ Why Not Others? | B — सहायता: not the correct answer here | C — दया: 'कृपा' का पर्यायवाची 'दया' है। | D — अनुग्रह: not the correct answer here | ⚠️ Exam Trap: Read the exact question — the correct fact and its look-alike options are easy to interchange. | 📌 Rule to Remember: अपकार → उपकार' का विलोम ' ' है।</w:t>
       </w:r>
     </w:p>
     <w:p>
@@ -6019,7 +6019,7 @@
     </w:p>
     <w:p>
       <w:r>
-        <w:t>Solution: 'Guarantee' is the correct spelling.</w:t>
+        <w:t>Solution: ✅ Correct Answer: A. Guarantee | 🧠 Grammar Rule: 'Guarantee' is the correct spelling. | ❌ Why Not Others? | B — Gaurantee: not the correct answer here | C — Garantee: not the correct answer here | D — Gurantee: not the correct answer here | ⚠️ Exam Trap: Read the exact question — the correct fact and its look-alike options are easy to interchange. | 📌 Rule to Remember: Guarantee → the correct spelling</w:t>
       </w:r>
     </w:p>
     <w:p>
@@ -6064,7 +6064,7 @@
     </w:p>
     <w:p>
       <w:r>
-        <w:t>Solution: 'गाय' का पर्यायवाची 'धेनु' है।</w:t>
+        <w:t>Solution: ✅ Correct Answer: A. धेनु | 🧠 Grammar Rule: 'गाय' का पर्यायवाची 'धेनु' है। | ❌ Why Not Others? | B — घोड़ी: 'घोड़ा' का स्त्रीलिंग 'घोड़ी' है। | C — भैंस: not the correct answer here | D — बकरी: not the correct answer here | ⚠️ Exam Trap: Read the exact question — the correct fact and its look-alike options are easy to interchange. | 📌 Rule to Remember: धेनु → गाय' का पर्यायवाची ' ' है।</w:t>
       </w:r>
     </w:p>
     <w:p>
@@ -6109,7 +6109,7 @@
     </w:p>
     <w:p>
       <w:r>
-        <w:t>Solution: Kubernetes automates deployment, scaling, and management of containers.</w:t>
+        <w:t>Solution: ✅ Correct Answer: A. Orchestrating containerized applications | 🧠 Explanation: Kubernetes automates deployment, scaling, and management of containers. | ❌ Why Not Others? | B — Photo editing: not the correct option here | C — Word processing: not the correct option here | D — Antivirus: Programs scan and remove malicious software. | ⚠️ Exam Trap: Read the exact question — the correct fact and its look-alike options are easy to interchange. | 💎 PNC Pearl: Orchestrating containerized applications → Kubernetes automates deployment, scaling, and management of containers</w:t>
       </w:r>
     </w:p>
     <w:p>
@@ -6154,7 +6154,7 @@
     </w:p>
     <w:p>
       <w:r>
-        <w:t>Solution: Backups protect against data loss.</w:t>
+        <w:t>Solution: ✅ Correct Answer: A. Copying data to a separate safe location | 🧠 Explanation: Backups protect against data loss. | ❌ Why Not Others? | B — Deleting old files: not the correct option here | C — Formatting the disk: not the correct option here | D — Defragmenting the drive: not the correct option here | ⚠️ Exam Trap: Read the exact question — the correct fact and its look-alike options are easy to interchange. | 💎 PNC Pearl: Copying data to a separate safe location → Backups protect against data loss</w:t>
       </w:r>
     </w:p>
     <w:p>
@@ -6199,7 +6199,7 @@
     </w:p>
     <w:p>
       <w:r>
-        <w:t>Solution: SDKs bundle tools and libraries for building software.</w:t>
+        <w:t>Solution: ✅ Correct Answer: A. Software Development Kit | 🧠 Explanation: SDKs bundle tools and libraries for building software. | ❌ Why Not Others? | B — System Data Kernel: not the correct option here | C — Secure Digital Key: not the correct option here | D — Server Development Kit: not the correct option here | ⚠️ Exam Trap: Don’t confuse "Software Development Kit" with "Server Development Kit" — they look alike and are easy to interchange. | 💎 PNC Pearl: Software Development Kit → SDKs bundle tools and libraries for building software</w:t>
       </w:r>
     </w:p>
     <w:p>
@@ -6244,7 +6244,7 @@
     </w:p>
     <w:p>
       <w:r>
-        <w:t>Solution: .gov is reserved for government entities.</w:t>
+        <w:t>Solution: ✅ Correct Answer: A. Government website | 🧠 Explanation: .gov is reserved for government entities. | ❌ Why Not Others? | B — Commercial site: not the correct option here | C — Educational site: not the correct option here | D — Military site: not the correct option here | ⚠️ Exam Trap: Read the exact question — the correct fact and its look-alike options are easy to interchange. | 💎 PNC Pearl: Government website → .gov is reserved for government entities</w:t>
       </w:r>
     </w:p>
     <w:p>
@@ -6289,7 +6289,7 @@
     </w:p>
     <w:p>
       <w:r>
-        <w:t>Solution: The OSI reference model has seven layers.</w:t>
+        <w:t>Solution: ✅ Correct Answer: A. 7 | 🧠 Explanation: The OSI reference model has seven layers. | ❌ Why Not Others? | B — 5: an incorrect number | C — 6: an incorrect number | D — 4: an incorrect number | ⚠️ Exam Trap: Read the exact question — the correct fact and its look-alike options are easy to interchange. | 💎 PNC Pearl: 7 → The OSI reference model has seven layers</w:t>
       </w:r>
     </w:p>
     <w:p>
@@ -6334,7 +6334,7 @@
     </w:p>
     <w:p>
       <w:r>
-        <w:t>Solution: Linux is a free, open-source OS family (Ubuntu, Fedora, etc.).</w:t>
+        <w:t>Solution: ✅ Correct Answer: A. An open-source operating system | 🧠 Explanation: Linux is a free, open-source OS family (Ubuntu, Fedora, etc.). | ❌ Why Not Others? | B — A word processor: not the correct option here | C — A web browser: not the correct option here | D — A database: The registry stores configuration for Windows and installed software. | ⚠️ Exam Trap: Read the exact question — the correct fact and its look-alike options are easy to interchange. | 💎 PNC Pearl: An open-source operating system → Linux is a free, open-source OS family (Ubuntu, Fedora, etc.)</w:t>
       </w:r>
     </w:p>
     <w:p>
@@ -6379,7 +6379,7 @@
     </w:p>
     <w:p>
       <w:r>
-        <w:t>Solution: scp transfers files over SSH.</w:t>
+        <w:t>Solution: ✅ Correct Answer: A. Securely copy files between hosts | 🧠 Explanation: scp transfers files over SSH. | ❌ Why Not Others? | B — Scan processes: not the correct option here | C — Sort columns: not the correct option here | D — Show calendars: not the correct option here | ⚠️ Exam Trap: Read the exact question — the correct fact and its look-alike options are easy to interchange. | 💎 PNC Pearl: Securely copy files between hosts → scp transfers files over SSH</w:t>
       </w:r>
     </w:p>
     <w:p>
@@ -6424,7 +6424,7 @@
     </w:p>
     <w:p>
       <w:r>
-        <w:t>Solution: Stroustrup extended C with classes (C with Classes).</w:t>
+        <w:t>Solution: ✅ Correct Answer: A. Bjarne Stroustrup | 🧠 Explanation: Stroustrup extended C with classes (C with Classes). | ❌ Why Not Others? | B — Dennis Ritchie: Ritchie created C at Bell Labs in the early 1970s. | C — James Gosling: Java (1995) runs on the JVM across platforms. | D — Linus Torvalds: Torvalds released the Linux kernel in 1991. | ⚠️ Exam Trap: Read the exact question — the correct fact and its look-alike options are easy to interchange. | 💎 PNC Pearl: Bjarne Stroustrup → Stroustrup extended C with classes (C with Classes)</w:t>
       </w:r>
     </w:p>
     <w:p>
@@ -6469,7 +6469,7 @@
     </w:p>
     <w:p>
       <w:r>
-        <w:t>Solution: Cloud documents are shared via links with permissions.</w:t>
+        <w:t>Solution: ✅ Correct Answer: A. Lets others view or edit the document | 🧠 Explanation: Cloud documents are shared via links with permissions. | ❌ Why Not Others? | B — Prints the document: not the correct option here | C — Deletes the document: not the correct option here | D — Locks the document: not the correct option here | ⚠️ Exam Trap: Don’t confuse "Lets others view or edit the document" with "Prints the document" — they look alike and are easy to interchange. | 💎 PNC Pearl: Lets others view or edit the document → Cloud documents are shared via links with permissions</w:t>
       </w:r>
     </w:p>
     <w:p>
@@ -6514,7 +6514,7 @@
     </w:p>
     <w:p>
       <w:r>
-        <w:t>Solution: Hard links share the inode; deleting one keeps the others.</w:t>
+        <w:t>Solution: ✅ Correct Answer: A. Points to the same inode as the original file | 🧠 Explanation: Hard links share the inode; deleting one keeps the others. | ❌ Why Not Others? | B — Copies the file: not the correct option here | C — Is a shortcut: not the correct option here | D — Compresses the file: not the correct option here | ⚠️ Exam Trap: Don’t confuse "Points to the same inode as the original file" with "Copies the file" — they look alike and are easy to interchange. | 💎 PNC Pearl: Points to the same inode as the original file → Hard links share the inode; deleting one keeps the others</w:t>
       </w:r>
     </w:p>
     <w:p>
@@ -6559,7 +6559,7 @@
     </w:p>
     <w:p>
       <w:r>
-        <w:t>Solution: The control unit orchestrates instruction cycles.</w:t>
+        <w:t>Solution: ✅ Correct Answer: A. Directing the execution of instructions | 🧠 Explanation: The control unit orchestrates instruction cycles. | ❌ Why Not Others? | B — Storing files permanently: not the correct option here | C — Displaying graphics: not the correct option here | D — Connecting to Wi-Fi: not the correct option here | ⚠️ Exam Trap: Read the exact question — the correct fact and its look-alike options are easy to interchange. | 💎 PNC Pearl: Directing the execution of instructions → The control unit orchestrates instruction cycles</w:t>
       </w:r>
     </w:p>
     <w:p>
@@ -6604,7 +6604,7 @@
     </w:p>
     <w:p>
       <w:r>
-        <w:t>Solution: IPv6 provides 128-bit addressing.</w:t>
+        <w:t>Solution: ✅ Correct Answer: A. IPv6 | 🧠 Explanation: IPv6 provides 128-bit addressing. | ❌ Why Not Others? | B — IPv4: not the correct option here | C — IPX: not the correct option here | D — HTTP: HTTP/HTTPS serves web content. | ⚠️ Exam Trap: Read the exact question — the correct fact and its look-alike options are easy to interchange. | 💎 PNC Pearl: IPv6 → provides 128-bit addressing</w:t>
       </w:r>
     </w:p>
     <w:p>
@@ -6649,7 +6649,7 @@
     </w:p>
     <w:p>
       <w:r>
-        <w:t>Solution: NTFS is the modern Windows file system with advanced features.</w:t>
+        <w:t>Solution: ✅ Correct Answer: A. Large files, permissions, and encryption | 🧠 Explanation: NTFS is the modern Windows file system with advanced features. | ❌ Why Not Others? | B — Only 2 GB files: not the correct option here | C — No permissions: not the correct option here | D — Only floppy disks: not the correct option here | ⚠️ Exam Trap: Read the exact question — the correct fact and its look-alike options are easy to interchange. | 💎 PNC Pearl: Large files, permissions, and encryption → NTFS is the modern Windows file system with advanced features</w:t>
       </w:r>
     </w:p>
     <w:p>
@@ -6694,7 +6694,7 @@
     </w:p>
     <w:p>
       <w:r>
-        <w:t>Solution: Root can modify any part of the system.</w:t>
+        <w:t>Solution: ✅ Correct Answer: A. The superuser with full system access | 🧠 Explanation: Root can modify any part of the system. | ❌ Why Not Others? | B — A normal user: not the correct option here | C — A guest account: not the correct option here | D — A virus: not the correct option here | ⚠️ Exam Trap: Read the exact question — the correct fact and its look-alike options are easy to interchange. | 💎 PNC Pearl: The superuser with full system access → Root can modify any part of the system</w:t>
       </w:r>
     </w:p>
     <w:p>
@@ -6739,7 +6739,7 @@
     </w:p>
     <w:p>
       <w:r>
-        <w:t>Solution: Big-endian (network order) stores the high byte first.</w:t>
+        <w:t>Solution: ✅ Correct Answer: A. The most significant byte first | 🧠 Explanation: Big-endian (network order) stores the high byte first. | ❌ Why Not Others? | B — The least significant byte first: Little-endian (x86) stores the low byte at the lowest address. | C — No bytes: not the correct option here | D — Only nibbles: not the correct option here | ⚠️ Exam Trap: Don’t confuse "The most significant byte first" with "The least significant byte first" — they look alike and are easy to interchange. | 💎 PNC Pearl: The most significant byte first → Big-endian (network order) stores the high byte first</w:t>
       </w:r>
     </w:p>
     <w:p>
